--- a/resources/dist/sheets/civil-war-battlefields-teacher-notes-en.docx
+++ b/resources/dist/sheets/civil-war-battlefields-teacher-notes-en.docx
@@ -45,7 +45,7 @@
         </w:rPr>
         <w:t xml:space="preserve">Map: </w:t>
       </w:r>
-      <w:hyperlink w:history="1" r:id="rIdqe4kekkjv8wvjh-qhaxk6">
+      <w:hyperlink w:history="1" r:id="rIdbbkokvijydjpth3gey_ao">
         <w:r>
           <w:rPr>
             <w:color w:val="0A4FA8"/>

--- a/resources/dist/sheets/civil-war-battlefields-teacher-notes-en.docx
+++ b/resources/dist/sheets/civil-war-battlefields-teacher-notes-en.docx
@@ -45,7 +45,7 @@
         </w:rPr>
         <w:t xml:space="preserve">Map: </w:t>
       </w:r>
-      <w:hyperlink w:history="1" r:id="rIdbbkokvijydjpth3gey_ao">
+      <w:hyperlink w:history="1" r:id="rIdwmnv2uzwsxh-wfhnxepco">
         <w:r>
           <w:rPr>
             <w:color w:val="0A4FA8"/>
@@ -85,7 +85,7 @@
         <w:spacing w:after="100"/>
       </w:pPr>
       <w:r>
-        <w:t xml:space="preserve">Open the map in MapMaker: every layer is on at the start and there are no bookmarks, so students zoom to Virginia, Washington, D.C., Maryland and Pennsylvania themselves. Download the student sheet. Share the map with the Google Classroom button (it shares the map only; attach the sheet). Read the answers on the teacher page and check the known issues, including the inverted battle legend. No account or login is needed. Sketches are not saved.</w:t>
+        <w:t xml:space="preserve">Open the map in MapMaker: every layer is on at the start and there are no bookmarks, so students zoom to Virginia, Washington, D.C., Maryland and Pennsylvania themselves. Download the student sheet. Share the map with the Google Classroom button (it shares the map only; attach the sheet). Read the answers on the teacher page. No account or login is needed. Sketches are not saved.</w:t>
       </w:r>
     </w:p>
     <w:p>
@@ -1340,7 +1340,7 @@
       <w:pStyle w:val="Credits"/>
     </w:pPr>
     <w:r>
-      <w:t xml:space="preserve">Teacher notes: Civil War Battlefields, 0.3.0. For teachers.</w:t>
+      <w:t xml:space="preserve">Teacher notes: Civil War Battlefields, 0.3.1. For teachers.</w:t>
     </w:r>
   </w:p>
 </w:ftr>

--- a/resources/dist/sheets/civil-war-battlefields-teacher-notes-en.docx
+++ b/resources/dist/sheets/civil-war-battlefields-teacher-notes-en.docx
@@ -45,7 +45,7 @@
         </w:rPr>
         <w:t xml:space="preserve">Map: </w:t>
       </w:r>
-      <w:hyperlink w:history="1" r:id="rIdwmnv2uzwsxh-wfhnxepco">
+      <w:hyperlink w:history="1" r:id="rIdmo13nout8pawszdie3ys6">
         <w:r>
           <w:rPr>
             <w:color w:val="0A4FA8"/>

--- a/resources/dist/sheets/civil-war-battlefields-teacher-notes-en.docx
+++ b/resources/dist/sheets/civil-war-battlefields-teacher-notes-en.docx
@@ -45,7 +45,7 @@
         </w:rPr>
         <w:t xml:space="preserve">Map: </w:t>
       </w:r>
-      <w:hyperlink w:history="1" r:id="rIdmo13nout8pawszdie3ys6">
+      <w:hyperlink w:history="1" r:id="rIdnk_veg9dl2ednw_qmc5jz">
         <w:r>
           <w:rPr>
             <w:color w:val="0A4FA8"/>

--- a/resources/dist/sheets/civil-war-battlefields-teacher-notes-en.docx
+++ b/resources/dist/sheets/civil-war-battlefields-teacher-notes-en.docx
@@ -45,7 +45,7 @@
         </w:rPr>
         <w:t xml:space="preserve">Map: </w:t>
       </w:r>
-      <w:hyperlink w:history="1" r:id="rIdnk_veg9dl2ednw_qmc5jz">
+      <w:hyperlink w:history="1" r:id="rIdarzn5el4-pmmjm1kkn-ym">
         <w:r>
           <w:rPr>
             <w:color w:val="0A4FA8"/>

--- a/resources/dist/sheets/civil-war-battlefields-teacher-notes-en.docx
+++ b/resources/dist/sheets/civil-war-battlefields-teacher-notes-en.docx
@@ -45,7 +45,7 @@
         </w:rPr>
         <w:t xml:space="preserve">Map: </w:t>
       </w:r>
-      <w:hyperlink w:history="1" r:id="rIdarzn5el4-pmmjm1kkn-ym">
+      <w:hyperlink w:history="1" r:id="rIde9-3opcnyblxfjvebx2qq">
         <w:r>
           <w:rPr>
             <w:color w:val="0A4FA8"/>

--- a/resources/dist/sheets/civil-war-battlefields-teacher-notes-en.docx
+++ b/resources/dist/sheets/civil-war-battlefields-teacher-notes-en.docx
@@ -45,7 +45,7 @@
         </w:rPr>
         <w:t xml:space="preserve">Map: </w:t>
       </w:r>
-      <w:hyperlink w:history="1" r:id="rIde9-3opcnyblxfjvebx2qq">
+      <w:hyperlink w:history="1" r:id="rIdnwwltjuxfodyjxmjafx15">
         <w:r>
           <w:rPr>
             <w:color w:val="0A4FA8"/>
@@ -69,7 +69,7 @@
         <w:spacing w:after="100"/>
       </w:pPr>
       <w:r>
-        <w:t xml:space="preserve">Standards: C3 D2.Geo.2.6-8 · C3 D2.His.14.6-8 · TX 8.10(A) · TX 8.10(C) · FL SS.8.A.5.4</w:t>
+        <w:t xml:space="preserve">Subjects: US History, Geography, Civics, Economics. Standards: C3 D2.Geo.2.6-8 · C3 D2.His.14.6-8 · TX 8.10(A) · TX 8.10(C) · FL SS.8.A.5.4</w:t>
       </w:r>
     </w:p>
     <w:p>
@@ -77,6 +77,135 @@
         <w:pStyle w:val="Heading2"/>
       </w:pPr>
       <w:r>
+        <w:t xml:space="preserve">Learning objectives</w:t>
+      </w:r>
+    </w:p>
+    <w:p>
+      <w:pPr>
+        <w:spacing w:after="100"/>
+      </w:pPr>
+      <w:r>
+        <w:t xml:space="preserve">Students will:</w:t>
+      </w:r>
+    </w:p>
+    <w:p>
+      <w:pPr>
+        <w:pStyle w:val="ListParagraph"/>
+        <w:numPr>
+          <w:ilvl w:val="0"/>
+          <w:numId w:val="2"/>
+        </w:numPr>
+        <w:spacing w:after="60"/>
+      </w:pPr>
+      <w:r>
+        <w:t xml:space="preserve">Sort the states on the 1863 map into those that seceded before Fort Sumter, those that seceded after, and the slave states that stayed in the Union, using the legend.</w:t>
+      </w:r>
+    </w:p>
+    <w:p>
+      <w:pPr>
+        <w:pStyle w:val="ListParagraph"/>
+        <w:numPr>
+          <w:ilvl w:val="0"/>
+          <w:numId w:val="2"/>
+        </w:numPr>
+        <w:spacing w:after="60"/>
+      </w:pPr>
+      <w:r>
+        <w:t xml:space="preserve">Locate Washington, D.C., identify the two states that border it, and explain from their legend shades why Maryland staying in the Union mattered.</w:t>
+      </w:r>
+    </w:p>
+    <w:p>
+      <w:pPr>
+        <w:pStyle w:val="ListParagraph"/>
+        <w:numPr>
+          <w:ilvl w:val="0"/>
+          <w:numId w:val="2"/>
+        </w:numPr>
+        <w:spacing w:after="60"/>
+      </w:pPr>
+      <w:r>
+        <w:t xml:space="preserve">Compare the density of railroads north and south of the Boundary between Union and Confederacy and say why that difference mattered in a war.</w:t>
+      </w:r>
+    </w:p>
+    <w:p>
+      <w:pPr>
+        <w:pStyle w:val="ListParagraph"/>
+        <w:numPr>
+          <w:ilvl w:val="0"/>
+          <w:numId w:val="2"/>
+        </w:numPr>
+        <w:spacing w:after="60"/>
+      </w:pPr>
+      <w:r>
+        <w:t xml:space="preserve">Find battlefields in Virginia, Maryland and Pennsylvania, read their names and sizes from the pop-ups, and identify which were fought in Union states.</w:t>
+      </w:r>
+    </w:p>
+    <w:p>
+      <w:pPr>
+        <w:pStyle w:val="ListParagraph"/>
+        <w:numPr>
+          <w:ilvl w:val="0"/>
+          <w:numId w:val="2"/>
+        </w:numPr>
+        <w:spacing w:after="60"/>
+      </w:pPr>
+      <w:r>
+        <w:t xml:space="preserve">Use evidence from at least two layers to explain how the geography of a divided nation shaped the Civil War.</w:t>
+      </w:r>
+    </w:p>
+    <w:p>
+      <w:pPr>
+        <w:pStyle w:val="Heading2"/>
+      </w:pPr>
+      <w:r>
+        <w:t xml:space="preserve">Map skills</w:t>
+      </w:r>
+    </w:p>
+    <w:p>
+      <w:pPr>
+        <w:spacing w:after="100"/>
+      </w:pPr>
+      <w:r>
+        <w:t xml:space="preserve">Using a map legend, Navigating a map, Turning map layers on and off, Reading pop-ups, Sketching on a map.</w:t>
+      </w:r>
+    </w:p>
+    <w:p>
+      <w:pPr>
+        <w:pStyle w:val="Heading2"/>
+      </w:pPr>
+      <w:r>
+        <w:t xml:space="preserve">Ways to run this lesson</w:t>
+      </w:r>
+    </w:p>
+    <w:p>
+      <w:pPr>
+        <w:spacing w:after="100"/>
+      </w:pPr>
+      <w:r>
+        <w:t xml:space="preserve">Front-of-class demonstration · 1:1 devices · Computer lab · Homework or flipped classroom</w:t>
+      </w:r>
+    </w:p>
+    <w:p>
+      <w:pPr>
+        <w:pStyle w:val="Heading2"/>
+      </w:pPr>
+      <w:r>
+        <w:t xml:space="preserve">Materials</w:t>
+      </w:r>
+    </w:p>
+    <w:p>
+      <w:pPr>
+        <w:spacing w:after="100"/>
+      </w:pPr>
+      <w:r>
+        <w:t xml:space="preserve">The lesson includes the MapMaker map, a two-page Word student sheet in English and Spanish, and these teacher notes. Print the sheet or share it digitally; it opens in Word and Google Docs. No account or login is needed.</w:t>
+      </w:r>
+    </w:p>
+    <w:p>
+      <w:pPr>
+        <w:pStyle w:val="Heading2"/>
+      </w:pPr>
+      <w:r>
         <w:t xml:space="preserve">Before class</w:t>
       </w:r>
     </w:p>
@@ -86,6 +215,179 @@
       </w:pPr>
       <w:r>
         <w:t xml:space="preserve">Open the map in MapMaker: every layer is on at the start and there are no bookmarks, so students zoom to Virginia, Washington, D.C., Maryland and Pennsylvania themselves. Download the student sheet. Share the map with the Google Classroom button (it shares the map only; attach the sheet). Read the answers on the teacher page. No account or login is needed. Sketches are not saved.</w:t>
+      </w:r>
+    </w:p>
+    <w:p>
+      <w:pPr>
+        <w:pStyle w:val="ListParagraph"/>
+        <w:numPr>
+          <w:ilvl w:val="0"/>
+          <w:numId w:val="2"/>
+        </w:numPr>
+        <w:spacing w:after="60"/>
+      </w:pPr>
+      <w:r>
+        <w:t xml:space="preserve">Preview the map: click through the bookmarks and pop-ups, and look at the legend at the zoom levels the questions use.</w:t>
+      </w:r>
+    </w:p>
+    <w:p>
+      <w:pPr>
+        <w:pStyle w:val="ListParagraph"/>
+        <w:numPr>
+          <w:ilvl w:val="0"/>
+          <w:numId w:val="2"/>
+        </w:numPr>
+        <w:spacing w:after="60"/>
+      </w:pPr>
+      <w:r>
+        <w:t xml:space="preserve">Decide whether students work alone, in pairs or as a whole class.</w:t>
+      </w:r>
+    </w:p>
+    <w:p>
+      <w:pPr>
+        <w:pStyle w:val="ListParagraph"/>
+        <w:numPr>
+          <w:ilvl w:val="0"/>
+          <w:numId w:val="2"/>
+        </w:numPr>
+        <w:spacing w:after="60"/>
+      </w:pPr>
+      <w:r>
+        <w:t xml:space="preserve">Encourage students to look for patterns and make observations, not just find the right answers.</w:t>
+      </w:r>
+    </w:p>
+    <w:p>
+      <w:pPr>
+        <w:pStyle w:val="ListParagraph"/>
+        <w:numPr>
+          <w:ilvl w:val="0"/>
+          <w:numId w:val="2"/>
+        </w:numPr>
+        <w:spacing w:after="60"/>
+      </w:pPr>
+      <w:r>
+        <w:t xml:space="preserve">Some layers aren't used by the questions; they're there for further study.</w:t>
+      </w:r>
+    </w:p>
+    <w:p>
+      <w:pPr>
+        <w:pStyle w:val="Heading2"/>
+      </w:pPr>
+      <w:r>
+        <w:t xml:space="preserve">Discussion questions</w:t>
+      </w:r>
+    </w:p>
+    <w:p>
+      <w:pPr>
+        <w:pStyle w:val="ListParagraph"/>
+        <w:numPr>
+          <w:ilvl w:val="0"/>
+          <w:numId w:val="{n-0}"/>
+        </w:numPr>
+        <w:spacing w:after="60"/>
+      </w:pPr>
+      <w:r>
+        <w:t xml:space="preserve">Most of the tan battlefield areas sit in Virginia, between Washington and Richmond. What about the map explains why so much of the fighting happened there?</w:t>
+      </w:r>
+    </w:p>
+    <w:p>
+      <w:pPr>
+        <w:pStyle w:val="ListParagraph"/>
+        <w:numPr>
+          <w:ilvl w:val="0"/>
+          <w:numId w:val="{n-0}"/>
+        </w:numPr>
+        <w:spacing w:after="60"/>
+      </w:pPr>
+      <w:r>
+        <w:t xml:space="preserve">You compared railroad lines north and south of the boundary. What else, not shown on this map, would you want to know before deciding how big the Union's advantage really was?</w:t>
+      </w:r>
+    </w:p>
+    <w:p>
+      <w:pPr>
+        <w:pStyle w:val="ListParagraph"/>
+        <w:numPr>
+          <w:ilvl w:val="0"/>
+          <w:numId w:val="{n-0}"/>
+        </w:numPr>
+        <w:spacing w:after="60"/>
+      </w:pPr>
+      <w:r>
+        <w:t xml:space="preserve">Antietam and Gettysburg are the biggest battlefield areas in Union states. Why might a Confederate army have crossed the boundary into Maryland and Pennsylvania, given what the map shows about the two sides?</w:t>
+      </w:r>
+    </w:p>
+    <w:p>
+      <w:pPr>
+        <w:pStyle w:val="Heading2"/>
+      </w:pPr>
+      <w:r>
+        <w:t xml:space="preserve">Further reading</w:t>
+      </w:r>
+    </w:p>
+    <w:p>
+      <w:pPr>
+        <w:pStyle w:val="ListParagraph"/>
+        <w:numPr>
+          <w:ilvl w:val="0"/>
+          <w:numId w:val="2"/>
+        </w:numPr>
+        <w:spacing w:after="60"/>
+      </w:pPr>
+      <w:hyperlink w:history="1" r:id="rIddvvzq8m2-hqf7qxt8nr5u">
+        <w:r>
+          <w:rPr>
+            <w:color w:val="0A4FA8"/>
+            <w:u w:val="single"/>
+          </w:rPr>
+          <w:t xml:space="preserve">Civil War (teaching collection)</w:t>
+        </w:r>
+      </w:hyperlink>
+      <w:r>
+        <w:t xml:space="preserve"> (National Geographic Education)</w:t>
+      </w:r>
+    </w:p>
+    <w:p>
+      <w:pPr>
+        <w:pStyle w:val="ListParagraph"/>
+        <w:numPr>
+          <w:ilvl w:val="0"/>
+          <w:numId w:val="2"/>
+        </w:numPr>
+        <w:spacing w:after="60"/>
+      </w:pPr>
+      <w:hyperlink w:history="1" r:id="rIdukqztigzwrndj0ezpi65q">
+        <w:r>
+          <w:rPr>
+            <w:color w:val="0A4FA8"/>
+            <w:u w:val="single"/>
+          </w:rPr>
+          <w:t xml:space="preserve">Defining Battles of the Civil War</w:t>
+        </w:r>
+      </w:hyperlink>
+      <w:r>
+        <w:t xml:space="preserve"> (National Geographic Education)</w:t>
+      </w:r>
+    </w:p>
+    <w:p>
+      <w:pPr>
+        <w:pStyle w:val="ListParagraph"/>
+        <w:numPr>
+          <w:ilvl w:val="0"/>
+          <w:numId w:val="2"/>
+        </w:numPr>
+        <w:spacing w:after="60"/>
+      </w:pPr>
+      <w:hyperlink w:history="1" r:id="rIdltlccgcsn2kmvueqgkfmc">
+        <w:r>
+          <w:rPr>
+            <w:color w:val="0A4FA8"/>
+            <w:u w:val="single"/>
+          </w:rPr>
+          <w:t xml:space="preserve">The Civil War</w:t>
+        </w:r>
+      </w:hyperlink>
+      <w:r>
+        <w:t xml:space="preserve"> (National Park Service)</w:t>
       </w:r>
     </w:p>
     <w:p>
@@ -1281,6 +1583,15 @@
         <w:t xml:space="preserve">Map data: State boundaries from IPUMS NHGIS, grouped by the MapMaker team; National Park Service, American Battlefield Protection Program; Not stated on the layer (hosted by the MapMaker team); Jeremy Atack, historical railroad data (ICPSR 36353), prepared by the MapMaker team; American Battlefield Trust.</w:t>
       </w:r>
     </w:p>
+    <w:p>
+      <w:pPr>
+        <w:pStyle w:val="Credits"/>
+        <w:spacing w:before="120"/>
+      </w:pPr>
+      <w:r>
+        <w:t xml:space="preserve">The National Geographic Society and Esri make this content available under a Creative Commons Attribution-NonCommercial-ShareAlike 4.0 International (CC BY-NC-SA 4.0) licence, except as noted. The licence excludes the National Geographic and Esri logos (the words National Geographic with the yellow border logo, and the Esri globe and letters) and any images included in the content. The logos and images may not be removed, altered or changed.</w:t>
+      </w:r>
+    </w:p>
     <w:sectPr>
       <w:footerReference w:type="default" r:id="rId7"/>
       <w:pgSz w:w="12240" w:h="15840" w:orient="portrait"/>
@@ -1340,7 +1651,7 @@
       <w:pStyle w:val="Credits"/>
     </w:pPr>
     <w:r>
-      <w:t xml:space="preserve">Teacher notes: Civil War Battlefields, 0.3.1. For teachers.</w:t>
+      <w:t xml:space="preserve">Teacher notes: Civil War Battlefields, 0.4.0. For teachers.</w:t>
     </w:r>
   </w:p>
 </w:ftr>

--- a/resources/dist/sheets/civil-war-battlefields-teacher-notes-en.docx
+++ b/resources/dist/sheets/civil-war-battlefields-teacher-notes-en.docx
@@ -45,7 +45,7 @@
         </w:rPr>
         <w:t xml:space="preserve">Map: </w:t>
       </w:r>
-      <w:hyperlink w:history="1" r:id="rIdnwwltjuxfodyjxmjafx15">
+      <w:hyperlink w:history="1" r:id="rIdtwcfk5fvw2hpxg5fvns_a">
         <w:r>
           <w:rPr>
             <w:color w:val="0A4FA8"/>
@@ -198,7 +198,7 @@
         <w:spacing w:after="100"/>
       </w:pPr>
       <w:r>
-        <w:t xml:space="preserve">The lesson includes the MapMaker map, a two-page Word student sheet in English and Spanish, and these teacher notes. Print the sheet or share it digitally; it opens in Word and Google Docs. No account or login is needed.</w:t>
+        <w:t xml:space="preserve">The lesson includes the MapMaker map, a two-page Word student sheet in English and Spanish, and these teacher notes. Print the sheet or share it digitally; it opens in Word and Google Docs. Share the map with the Google Classroom button or by pasting its link, and attach the sheet separately. No account or login is needed. Sketches on the map are not saved between sessions.</w:t>
       </w:r>
     </w:p>
     <w:p>
@@ -214,7 +214,14 @@
         <w:spacing w:after="100"/>
       </w:pPr>
       <w:r>
-        <w:t xml:space="preserve">Open the map in MapMaker: every layer is on at the start and there are no bookmarks, so students zoom to Virginia, Washington, D.C., Maryland and Pennsylvania themselves. Download the student sheet. Share the map with the Google Classroom button (it shares the map only; attach the sheet). Read the answers on the teacher page. No account or login is needed. Sketches are not saved.</w:t>
+        <w:rPr>
+          <w:b/>
+          <w:bCs/>
+        </w:rPr>
+        <w:t xml:space="preserve">About this map: </w:t>
+      </w:r>
+      <w:r>
+        <w:t xml:space="preserve">Every layer is on when the map opens and there are no bookmarks, so students zoom to Virginia, Washington, D.C., Maryland and Pennsylvania themselves. Battle pop-ups give the name and dates; the result is read from the legend.</w:t>
       </w:r>
     </w:p>
     <w:p>
@@ -227,7 +234,7 @@
         <w:spacing w:after="60"/>
       </w:pPr>
       <w:r>
-        <w:t xml:space="preserve">Preview the map: click through the bookmarks and pop-ups, and look at the legend at the zoom levels the questions use.</w:t>
+        <w:t xml:space="preserve">Open the map and click through the bookmarks and pop-ups. Check the legend at the zoom levels the questions use; it changes as you zoom and as layers are turned on and off.</w:t>
       </w:r>
     </w:p>
     <w:p>
@@ -240,7 +247,7 @@
         <w:spacing w:after="60"/>
       </w:pPr>
       <w:r>
-        <w:t xml:space="preserve">Decide whether students work alone, in pairs or as a whole class.</w:t>
+        <w:t xml:space="preserve">Decide whether students work alone, in pairs or as a whole class, and whether they use the printed sheet or a digital copy.</w:t>
       </w:r>
     </w:p>
     <w:p>
@@ -253,7 +260,7 @@
         <w:spacing w:after="60"/>
       </w:pPr>
       <w:r>
-        <w:t xml:space="preserve">Encourage students to look for patterns and make observations, not just find the right answers.</w:t>
+        <w:t xml:space="preserve">Encourage students to look for patterns and make observations, not just to find the right answers.</w:t>
       </w:r>
     </w:p>
     <w:p>
@@ -266,7 +273,7 @@
         <w:spacing w:after="60"/>
       </w:pPr>
       <w:r>
-        <w:t xml:space="preserve">Some layers aren't used by the questions; they're there for further study.</w:t>
+        <w:t xml:space="preserve">Layers the questions don't use are there for further study.</w:t>
       </w:r>
     </w:p>
     <w:p>
@@ -333,7 +340,7 @@
         </w:numPr>
         <w:spacing w:after="60"/>
       </w:pPr>
-      <w:hyperlink w:history="1" r:id="rIddvvzq8m2-hqf7qxt8nr5u">
+      <w:hyperlink w:history="1" r:id="rIdmgdtf6k8q_nh4txfpgm98">
         <w:r>
           <w:rPr>
             <w:color w:val="0A4FA8"/>
@@ -355,7 +362,7 @@
         </w:numPr>
         <w:spacing w:after="60"/>
       </w:pPr>
-      <w:hyperlink w:history="1" r:id="rIdukqztigzwrndj0ezpi65q">
+      <w:hyperlink w:history="1" r:id="rIduvuqd6-qrayzvedcnrp10">
         <w:r>
           <w:rPr>
             <w:color w:val="0A4FA8"/>
@@ -377,7 +384,7 @@
         </w:numPr>
         <w:spacing w:after="60"/>
       </w:pPr>
-      <w:hyperlink w:history="1" r:id="rIdltlccgcsn2kmvueqgkfmc">
+      <w:hyperlink w:history="1" r:id="rIdy2rb8sm6etf64dkw8lktn">
         <w:r>
           <w:rPr>
             <w:color w:val="0A4FA8"/>
@@ -1651,7 +1658,7 @@
       <w:pStyle w:val="Credits"/>
     </w:pPr>
     <w:r>
-      <w:t xml:space="preserve">Teacher notes: Civil War Battlefields, 0.4.0. For teachers.</w:t>
+      <w:t xml:space="preserve">Teacher notes: Civil War Battlefields, 0.4.1. For teachers.</w:t>
     </w:r>
   </w:p>
 </w:ftr>

--- a/resources/dist/sheets/civil-war-battlefields-teacher-notes-en.docx
+++ b/resources/dist/sheets/civil-war-battlefields-teacher-notes-en.docx
@@ -45,7 +45,7 @@
         </w:rPr>
         <w:t xml:space="preserve">Map: </w:t>
       </w:r>
-      <w:hyperlink w:history="1" r:id="rIdtwcfk5fvw2hpxg5fvns_a">
+      <w:hyperlink w:history="1" r:id="rId64wbxkvpeyn_drg5grxg-">
         <w:r>
           <w:rPr>
             <w:color w:val="0A4FA8"/>
@@ -340,7 +340,7 @@
         </w:numPr>
         <w:spacing w:after="60"/>
       </w:pPr>
-      <w:hyperlink w:history="1" r:id="rIdmgdtf6k8q_nh4txfpgm98">
+      <w:hyperlink w:history="1" r:id="rIds5p-pzhgp1oqjctjyl8dt">
         <w:r>
           <w:rPr>
             <w:color w:val="0A4FA8"/>
@@ -362,7 +362,7 @@
         </w:numPr>
         <w:spacing w:after="60"/>
       </w:pPr>
-      <w:hyperlink w:history="1" r:id="rIduvuqd6-qrayzvedcnrp10">
+      <w:hyperlink w:history="1" r:id="rIdpxpnlfl3gjfwppynzp56s">
         <w:r>
           <w:rPr>
             <w:color w:val="0A4FA8"/>
@@ -384,7 +384,7 @@
         </w:numPr>
         <w:spacing w:after="60"/>
       </w:pPr>
-      <w:hyperlink w:history="1" r:id="rIdy2rb8sm6etf64dkw8lktn">
+      <w:hyperlink w:history="1" r:id="rId0106bgn2jhv1zi22km7is">
         <w:r>
           <w:rPr>
             <w:color w:val="0A4FA8"/>

--- a/resources/dist/sheets/civil-war-battlefields-teacher-notes-en.docx
+++ b/resources/dist/sheets/civil-war-battlefields-teacher-notes-en.docx
@@ -45,7 +45,7 @@
         </w:rPr>
         <w:t xml:space="preserve">Map: </w:t>
       </w:r>
-      <w:hyperlink w:history="1" r:id="rId64wbxkvpeyn_drg5grxg-">
+      <w:hyperlink w:history="1" r:id="rIdj4gndu4wm8grfhstmjhq0">
         <w:r>
           <w:rPr>
             <w:color w:val="0A4FA8"/>
@@ -98,7 +98,7 @@
         <w:spacing w:after="60"/>
       </w:pPr>
       <w:r>
-        <w:t xml:space="preserve">Sort the states on the 1863 map into those that seceded before Fort Sumter, those that seceded after, and the slave states that stayed in the Union, using the legend.</w:t>
+        <w:t xml:space="preserve">Sort the states on the 1863 map into those that seceded before Fort Sumter, those that seceded after, and the slave states that stayed in the Union, using the legend, and notice that the layer shows 1863, so West Virginia appears as a Union state that did not exist in 1861.</w:t>
       </w:r>
     </w:p>
     <w:p>
@@ -340,7 +340,7 @@
         </w:numPr>
         <w:spacing w:after="60"/>
       </w:pPr>
-      <w:hyperlink w:history="1" r:id="rIds5p-pzhgp1oqjctjyl8dt">
+      <w:hyperlink w:history="1" r:id="rIdhtgpuuleqbi0mgatzxxas">
         <w:r>
           <w:rPr>
             <w:color w:val="0A4FA8"/>
@@ -362,7 +362,7 @@
         </w:numPr>
         <w:spacing w:after="60"/>
       </w:pPr>
-      <w:hyperlink w:history="1" r:id="rIdpxpnlfl3gjfwppynzp56s">
+      <w:hyperlink w:history="1" r:id="rId3xowcidjpu7md-ltk1zo3">
         <w:r>
           <w:rPr>
             <w:color w:val="0A4FA8"/>
@@ -384,7 +384,7 @@
         </w:numPr>
         <w:spacing w:after="60"/>
       </w:pPr>
-      <w:hyperlink w:history="1" r:id="rId0106bgn2jhv1zi22km7is">
+      <w:hyperlink w:history="1" r:id="rId7vcdvbbt78sc4zuvd3_n9">
         <w:r>
           <w:rPr>
             <w:color w:val="0A4FA8"/>
@@ -418,7 +418,7 @@
         <w:t xml:space="preserve">Big question: </w:t>
       </w:r>
       <w:r>
-        <w:t xml:space="preserve">How did the geography of a divided nation shape the Civil War?</w:t>
+        <w:t xml:space="preserve">How did the geography of a divided nation shape the Civil War, as the map shows the country in 1863?</w:t>
       </w:r>
     </w:p>
     <w:p>
@@ -435,7 +435,7 @@
         <w:spacing w:after="100"/>
       </w:pPr>
       <w:r>
-        <w:t xml:space="preserve">Open the legend and match each state's shade in U.S. Civil War States and Territories (1863) to its group: which seceded before Fort Sumter, which after, and which slave states stayed in the Union? State names are labeled on the map.</w:t>
+        <w:t xml:space="preserve">Use the legend for U.S. Civil War States and Territories (1863) to sort the states: which seceded before Fort Sumter, which after, and which slave states stayed in the Union? Then spot the state on this 1863 layer that did not exist in 1861 (West Virginia), as the way in to how the map's date matters.</w:t>
       </w:r>
     </w:p>
     <w:p>
@@ -451,7 +451,7 @@
         <w:t xml:space="preserve">Where to find it on the map: </w:t>
       </w:r>
       <w:r>
-        <w:t xml:space="preserve">Legend for U.S. Civil War States and Territories (1863): the groups are Union Free State, Union slave state (border state), Slave state seceding before Fort Sumter, April 1861, Slave state seceding after Fort Sumter, April 1861, and Territories. State names are labels on the layer; zoom in if a label is hidden. Counts from the layer: 7 before, 4 after, 5 border states.</w:t>
+        <w:t xml:space="preserve">Legend for U.S. Civil War States and Territories (1863): the groups are Union Free State, Union slave state (border state), Slave state seceding before Fort Sumter, April 1861, Slave state seceding after Fort Sumter, April 1861, and Territories. State names are labels on the layer; zoom in if a label is hidden. Counts from the layer: 7 before, 4 after, 5 border states. West Virginia (admitted June 20, 1863) is the state that did not exist in 1861; in 1861 its counties were part of Virginia, which seceded.</w:t>
       </w:r>
     </w:p>
     <w:p>
@@ -1658,7 +1658,7 @@
       <w:pStyle w:val="Credits"/>
     </w:pPr>
     <w:r>
-      <w:t xml:space="preserve">Teacher notes: Civil War Battlefields, 0.4.1. For teachers.</w:t>
+      <w:t xml:space="preserve">Teacher notes: Civil War Battlefields, 0.4.2. For teachers.</w:t>
     </w:r>
   </w:p>
 </w:ftr>

--- a/resources/dist/sheets/civil-war-battlefields-teacher-notes-en.docx
+++ b/resources/dist/sheets/civil-war-battlefields-teacher-notes-en.docx
@@ -45,7 +45,7 @@
         </w:rPr>
         <w:t xml:space="preserve">Map: </w:t>
       </w:r>
-      <w:hyperlink w:history="1" r:id="rIdj4gndu4wm8grfhstmjhq0">
+      <w:hyperlink w:history="1" r:id="rIdvwgfxzn4yluerdo_h5apo">
         <w:r>
           <w:rPr>
             <w:color w:val="0A4FA8"/>
@@ -190,22 +190,6 @@
         <w:pStyle w:val="Heading2"/>
       </w:pPr>
       <w:r>
-        <w:t xml:space="preserve">Materials</w:t>
-      </w:r>
-    </w:p>
-    <w:p>
-      <w:pPr>
-        <w:spacing w:after="100"/>
-      </w:pPr>
-      <w:r>
-        <w:t xml:space="preserve">The lesson includes the MapMaker map, a two-page Word student sheet in English and Spanish, and these teacher notes. Print the sheet or share it digitally; it opens in Word and Google Docs. Share the map with the Google Classroom button or by pasting its link, and attach the sheet separately. No account or login is needed. Sketches on the map are not saved between sessions.</w:t>
-      </w:r>
-    </w:p>
-    <w:p>
-      <w:pPr>
-        <w:pStyle w:val="Heading2"/>
-      </w:pPr>
-      <w:r>
         <w:t xml:space="preserve">Before class</w:t>
       </w:r>
     </w:p>
@@ -222,6 +206,96 @@
       </w:r>
       <w:r>
         <w:t xml:space="preserve">Every layer is on when the map opens and there are no bookmarks, so students zoom to Virginia, Washington, D.C., Maryland and Pennsylvania themselves. Battle pop-ups give the name and dates; the result is read from the legend.</w:t>
+      </w:r>
+    </w:p>
+    <w:p>
+      <w:pPr>
+        <w:pStyle w:val="Subtle"/>
+        <w:spacing w:after="100"/>
+      </w:pPr>
+      <w:r>
+        <w:t xml:space="preserve">The lesson includes the MapMaker map, a two-page Word student sheet in English and Spanish, and these teacher notes. Print the sheet or share it digitally; it opens in Word and Google Docs. Share the map with the Google Classroom button or by pasting its link, and attach the sheet separately. No account or login is needed. Sketches on the map are not saved between sessions.</w:t>
+      </w:r>
+    </w:p>
+    <w:p>
+      <w:pPr>
+        <w:pStyle w:val="Heading2"/>
+      </w:pPr>
+      <w:r>
+        <w:t xml:space="preserve">Discussion questions</w:t>
+      </w:r>
+    </w:p>
+    <w:p>
+      <w:pPr>
+        <w:spacing w:after="60"/>
+        <w:ind w:left="540" w:hanging="360"/>
+      </w:pPr>
+      <w:r>
+        <w:t xml:space="preserve">1.	Most of the tan battlefield areas sit in Virginia, between Washington and Richmond. What about the map explains why so much of the fighting happened there?</w:t>
+      </w:r>
+    </w:p>
+    <w:p>
+      <w:pPr>
+        <w:spacing w:after="60"/>
+        <w:ind w:left="540" w:hanging="360"/>
+      </w:pPr>
+      <w:r>
+        <w:t xml:space="preserve">2.	You compared railroad lines north and south of the boundary. What else, not shown on this map, would you want to know before deciding how big the Union's advantage really was?</w:t>
+      </w:r>
+    </w:p>
+    <w:p>
+      <w:pPr>
+        <w:spacing w:after="60"/>
+        <w:ind w:left="540" w:hanging="360"/>
+      </w:pPr>
+      <w:r>
+        <w:t xml:space="preserve">3.	Antietam and Gettysburg are the biggest battlefield areas in Union states. Why might a Confederate army have crossed the boundary into Maryland and Pennsylvania, given what the map shows about the two sides?</w:t>
+      </w:r>
+    </w:p>
+    <w:p>
+      <w:pPr>
+        <w:pStyle w:val="Heading2"/>
+      </w:pPr>
+      <w:r>
+        <w:t xml:space="preserve">Support and stretch</w:t>
+      </w:r>
+    </w:p>
+    <w:p>
+      <w:pPr>
+        <w:spacing w:after="60"/>
+      </w:pPr>
+      <w:r>
+        <w:rPr>
+          <w:b/>
+          <w:bCs/>
+        </w:rPr>
+        <w:t xml:space="preserve">Support: </w:t>
+      </w:r>
+      <w:r>
+        <w:t xml:space="preserve">Do question 1 together from the front with the legend open beside the map, and write the five group names on the board with one state each.</w:t>
+      </w:r>
+    </w:p>
+    <w:p>
+      <w:pPr>
+        <w:spacing w:after="100"/>
+      </w:pPr>
+      <w:r>
+        <w:rPr>
+          <w:b/>
+          <w:bCs/>
+        </w:rPr>
+        <w:t xml:space="preserve">Stretch: </w:t>
+      </w:r>
+      <w:r>
+        <w:t xml:space="preserve">Click the largest diamonds in Civil War Battlefields to read their names and dates, and ask whether the biggest battles lie near the boundary, on railroads, or both.</w:t>
+      </w:r>
+    </w:p>
+    <w:p>
+      <w:pPr>
+        <w:pStyle w:val="Heading2"/>
+      </w:pPr>
+      <w:r>
+        <w:t xml:space="preserve">Further reading</w:t>
       </w:r>
     </w:p>
     <w:p>
@@ -233,114 +307,7 @@
         </w:numPr>
         <w:spacing w:after="60"/>
       </w:pPr>
-      <w:r>
-        <w:t xml:space="preserve">Open the map and click through the bookmarks and pop-ups. Check the legend at the zoom levels the questions use; it changes as you zoom and as layers are turned on and off.</w:t>
-      </w:r>
-    </w:p>
-    <w:p>
-      <w:pPr>
-        <w:pStyle w:val="ListParagraph"/>
-        <w:numPr>
-          <w:ilvl w:val="0"/>
-          <w:numId w:val="2"/>
-        </w:numPr>
-        <w:spacing w:after="60"/>
-      </w:pPr>
-      <w:r>
-        <w:t xml:space="preserve">Decide whether students work alone, in pairs or as a whole class, and whether they use the printed sheet or a digital copy.</w:t>
-      </w:r>
-    </w:p>
-    <w:p>
-      <w:pPr>
-        <w:pStyle w:val="ListParagraph"/>
-        <w:numPr>
-          <w:ilvl w:val="0"/>
-          <w:numId w:val="2"/>
-        </w:numPr>
-        <w:spacing w:after="60"/>
-      </w:pPr>
-      <w:r>
-        <w:t xml:space="preserve">Encourage students to look for patterns and make observations, not just to find the right answers.</w:t>
-      </w:r>
-    </w:p>
-    <w:p>
-      <w:pPr>
-        <w:pStyle w:val="ListParagraph"/>
-        <w:numPr>
-          <w:ilvl w:val="0"/>
-          <w:numId w:val="2"/>
-        </w:numPr>
-        <w:spacing w:after="60"/>
-      </w:pPr>
-      <w:r>
-        <w:t xml:space="preserve">Layers the questions don't use are there for further study.</w:t>
-      </w:r>
-    </w:p>
-    <w:p>
-      <w:pPr>
-        <w:pStyle w:val="Heading2"/>
-      </w:pPr>
-      <w:r>
-        <w:t xml:space="preserve">Discussion questions</w:t>
-      </w:r>
-    </w:p>
-    <w:p>
-      <w:pPr>
-        <w:pStyle w:val="ListParagraph"/>
-        <w:numPr>
-          <w:ilvl w:val="0"/>
-          <w:numId w:val="{n-0}"/>
-        </w:numPr>
-        <w:spacing w:after="60"/>
-      </w:pPr>
-      <w:r>
-        <w:t xml:space="preserve">Most of the tan battlefield areas sit in Virginia, between Washington and Richmond. What about the map explains why so much of the fighting happened there?</w:t>
-      </w:r>
-    </w:p>
-    <w:p>
-      <w:pPr>
-        <w:pStyle w:val="ListParagraph"/>
-        <w:numPr>
-          <w:ilvl w:val="0"/>
-          <w:numId w:val="{n-0}"/>
-        </w:numPr>
-        <w:spacing w:after="60"/>
-      </w:pPr>
-      <w:r>
-        <w:t xml:space="preserve">You compared railroad lines north and south of the boundary. What else, not shown on this map, would you want to know before deciding how big the Union's advantage really was?</w:t>
-      </w:r>
-    </w:p>
-    <w:p>
-      <w:pPr>
-        <w:pStyle w:val="ListParagraph"/>
-        <w:numPr>
-          <w:ilvl w:val="0"/>
-          <w:numId w:val="{n-0}"/>
-        </w:numPr>
-        <w:spacing w:after="60"/>
-      </w:pPr>
-      <w:r>
-        <w:t xml:space="preserve">Antietam and Gettysburg are the biggest battlefield areas in Union states. Why might a Confederate army have crossed the boundary into Maryland and Pennsylvania, given what the map shows about the two sides?</w:t>
-      </w:r>
-    </w:p>
-    <w:p>
-      <w:pPr>
-        <w:pStyle w:val="Heading2"/>
-      </w:pPr>
-      <w:r>
-        <w:t xml:space="preserve">Further reading</w:t>
-      </w:r>
-    </w:p>
-    <w:p>
-      <w:pPr>
-        <w:pStyle w:val="ListParagraph"/>
-        <w:numPr>
-          <w:ilvl w:val="0"/>
-          <w:numId w:val="2"/>
-        </w:numPr>
-        <w:spacing w:after="60"/>
-      </w:pPr>
-      <w:hyperlink w:history="1" r:id="rIdhtgpuuleqbi0mgatzxxas">
+      <w:hyperlink w:history="1" r:id="rIdb9ecqqvha1kqtdmzbio5j">
         <w:r>
           <w:rPr>
             <w:color w:val="0A4FA8"/>
@@ -362,7 +329,7 @@
         </w:numPr>
         <w:spacing w:after="60"/>
       </w:pPr>
-      <w:hyperlink w:history="1" r:id="rId3xowcidjpu7md-ltk1zo3">
+      <w:hyperlink w:history="1" r:id="rIdvchxwejiec78zvbyk9xbf">
         <w:r>
           <w:rPr>
             <w:color w:val="0A4FA8"/>
@@ -384,7 +351,7 @@
         </w:numPr>
         <w:spacing w:after="60"/>
       </w:pPr>
-      <w:hyperlink w:history="1" r:id="rId7vcdvbbt78sc4zuvd3_n9">
+      <w:hyperlink w:history="1" r:id="rIdvanxhwncmrod-qmxzspy7">
         <w:r>
           <w:rPr>
             <w:color w:val="0A4FA8"/>
@@ -426,7 +393,7 @@
         <w:pStyle w:val="Heading3"/>
       </w:pPr>
       <w:r>
-        <w:t xml:space="preserve">1. A nation divided</w:t>
+        <w:t xml:space="preserve">1. A nation divided, about 15 minutes</w:t>
       </w:r>
     </w:p>
     <w:p>
@@ -436,6 +403,76 @@
       </w:pPr>
       <w:r>
         <w:t xml:space="preserve">Use the legend for U.S. Civil War States and Territories (1863) to sort the states: which seceded before Fort Sumter, which after, and which slave states stayed in the Union? Then spot the state on this 1863 layer that did not exist in 1861 (West Virginia), as the way in to how the map's date matters.</w:t>
+      </w:r>
+    </w:p>
+    <w:p>
+      <w:pPr>
+        <w:spacing w:after="100"/>
+        <w:ind w:left="360"/>
+      </w:pPr>
+      <w:r>
+        <w:rPr>
+          <w:b/>
+          <w:bCs/>
+        </w:rPr>
+        <w:t xml:space="preserve">From the front: </w:t>
+      </w:r>
+      <w:r>
+        <w:t xml:space="preserve"/>
+      </w:r>
+    </w:p>
+    <w:p>
+      <w:pPr>
+        <w:spacing w:after="40"/>
+        <w:ind w:left="900" w:hanging="360"/>
+      </w:pPr>
+      <w:r>
+        <w:t xml:space="preserve">1.	Open the legend and show the five groups for U.S. Civil War States and Territories (1863).</w:t>
+      </w:r>
+    </w:p>
+    <w:p>
+      <w:pPr>
+        <w:spacing w:after="40"/>
+        <w:ind w:left="900" w:hanging="360"/>
+      </w:pPr>
+      <w:r>
+        <w:t xml:space="preserve">2.	Point to South Carolina and match its shade to its legend group.</w:t>
+      </w:r>
+    </w:p>
+    <w:p>
+      <w:pPr>
+        <w:spacing w:after="40"/>
+        <w:ind w:left="900" w:hanging="360"/>
+      </w:pPr>
+      <w:r>
+        <w:t xml:space="preserve">3.	Point to Virginia and match its shade.</w:t>
+      </w:r>
+    </w:p>
+    <w:p>
+      <w:pPr>
+        <w:spacing w:after="40"/>
+        <w:ind w:left="900" w:hanging="360"/>
+      </w:pPr>
+      <w:r>
+        <w:t xml:space="preserve">4.	Point to Kentucky and match its shade.</w:t>
+      </w:r>
+    </w:p>
+    <w:p>
+      <w:pPr>
+        <w:spacing w:after="40"/>
+        <w:ind w:left="900" w:hanging="360"/>
+      </w:pPr>
+      <w:r>
+        <w:t xml:space="preserve">5.	Ask: which states left before Fort Sumter, which after, and which slave states stayed in the Union?</w:t>
+      </w:r>
+    </w:p>
+    <w:p>
+      <w:pPr>
+        <w:spacing w:after="40"/>
+        <w:ind w:left="900" w:hanging="360"/>
+      </w:pPr>
+      <w:r>
+        <w:t xml:space="preserve">6.	Ask: the layer shows 1863; which state on it did not exist in 1861?</w:t>
       </w:r>
     </w:p>
     <w:p>
@@ -811,7 +848,7 @@
         <w:pStyle w:val="Heading3"/>
       </w:pPr>
       <w:r>
-        <w:t xml:space="preserve">2. The border states</w:t>
+        <w:t xml:space="preserve">2. The border states, about 8 minutes</w:t>
       </w:r>
     </w:p>
     <w:p>
@@ -833,10 +870,55 @@
           <w:b/>
           <w:bCs/>
         </w:rPr>
-        <w:t xml:space="preserve">Where to find it on the map: </w:t>
-      </w:r>
-      <w:r>
-        <w:t xml:space="preserve">Zoom to the District of Columbia (a small unshaded area labeled on the States layer). Its neighbors are Maryland (legend: Union slave state, border state) and Virginia (legend: Slave state seceding after Fort Sumter). The white dashed Boundary between Union and Confederacy runs right past the capital.</w:t>
+        <w:t xml:space="preserve">From the front: </w:t>
+      </w:r>
+      <w:r>
+        <w:t xml:space="preserve"/>
+      </w:r>
+    </w:p>
+    <w:p>
+      <w:pPr>
+        <w:spacing w:after="40"/>
+        <w:ind w:left="900" w:hanging="360"/>
+      </w:pPr>
+      <w:r>
+        <w:t xml:space="preserve">1.	Zoom in to Washington, D.C., between Maryland and Virginia.</w:t>
+      </w:r>
+    </w:p>
+    <w:p>
+      <w:pPr>
+        <w:spacing w:after="40"/>
+        <w:ind w:left="900" w:hanging="360"/>
+      </w:pPr>
+      <w:r>
+        <w:t xml:space="preserve">2.	Point to the white dashed Boundary between Union and Confederacy running past the capital.</w:t>
+      </w:r>
+    </w:p>
+    <w:p>
+      <w:pPr>
+        <w:spacing w:after="40"/>
+        <w:ind w:left="900" w:hanging="360"/>
+      </w:pPr>
+      <w:r>
+        <w:t xml:space="preserve">3.	Open the legend and check Maryland's shade, then Virginia's.</w:t>
+      </w:r>
+    </w:p>
+    <w:p>
+      <w:pPr>
+        <w:spacing w:after="40"/>
+        <w:ind w:left="900" w:hanging="360"/>
+      </w:pPr>
+      <w:r>
+        <w:t xml:space="preserve">4.	Ask: which two states border the capital, and which side was each on?</w:t>
+      </w:r>
+    </w:p>
+    <w:p>
+      <w:pPr>
+        <w:spacing w:after="40"/>
+        <w:ind w:left="900" w:hanging="360"/>
+      </w:pPr>
+      <w:r>
+        <w:t xml:space="preserve">5.	Ask: what would have happened to Washington if Maryland had left the Union?</w:t>
       </w:r>
     </w:p>
     <w:p>
@@ -849,27 +931,10 @@
           <w:b/>
           <w:bCs/>
         </w:rPr>
-        <w:t xml:space="preserve">Accept answers that: </w:t>
-      </w:r>
-      <w:r>
-        <w:t xml:space="preserve">Maryland and Virginia. A good answer uses the legend to say Virginia had seceded, so if Maryland had left too, Washington would have been surrounded by Confederate states and cut off from the rest of the Union.</w:t>
-      </w:r>
-    </w:p>
-    <w:p>
-      <w:pPr>
-        <w:pStyle w:val="Heading3"/>
-      </w:pPr>
-      <w:r>
-        <w:t xml:space="preserve">3. Railroads, North and South</w:t>
-      </w:r>
-    </w:p>
-    <w:p>
-      <w:pPr>
-        <w:pStyle w:val="Subtle"/>
-        <w:spacing w:after="100"/>
-      </w:pPr>
-      <w:r>
-        <w:t xml:space="preserve">Compare the Railroads 1826 to 1863 (static) layer (thin dark gray lines) north and south of the Boundary between Union and Confederacy (a white dashed line). Turning the States layer off in Map layers makes the lines easier to see. Which side had more railroads, and why would that matter in a war?</w:t>
+        <w:t xml:space="preserve">Where to find it on the map: </w:t>
+      </w:r>
+      <w:r>
+        <w:t xml:space="preserve">Zoom to the District of Columbia (a small unshaded area labeled on the States layer). Its neighbors are Maryland (legend: Union slave state, border state) and Virginia (legend: Slave state seceding after Fort Sumter). The white dashed Boundary between Union and Confederacy runs right past the capital.</w:t>
       </w:r>
     </w:p>
     <w:p>
@@ -882,10 +947,27 @@
           <w:b/>
           <w:bCs/>
         </w:rPr>
-        <w:t xml:space="preserve">Where to find it on the map: </w:t>
-      </w:r>
-      <w:r>
-        <w:t xml:space="preserve">Railroads 1826 to 1863 (static) layer and the Boundary between Union and Confederacy line (legend: white dashed). The lines are visibly denser north of the boundary, above all between the Mississippi River and the Atlantic coast. The map shows lines, not mileage.</w:t>
+        <w:t xml:space="preserve">Accept answers that: </w:t>
+      </w:r>
+      <w:r>
+        <w:t xml:space="preserve">Maryland and Virginia. A good answer uses the legend to say Virginia had seceded, so if Maryland had left too, Washington would have been surrounded by Confederate states and cut off from the rest of the Union.</w:t>
+      </w:r>
+    </w:p>
+    <w:p>
+      <w:pPr>
+        <w:pStyle w:val="Heading3"/>
+      </w:pPr>
+      <w:r>
+        <w:t xml:space="preserve">3. Railroads, North and South, about 10 minutes</w:t>
+      </w:r>
+    </w:p>
+    <w:p>
+      <w:pPr>
+        <w:pStyle w:val="Subtle"/>
+        <w:spacing w:after="100"/>
+      </w:pPr>
+      <w:r>
+        <w:t xml:space="preserve">Compare the Railroads 1826 to 1863 (static) layer (thin dark gray lines) north and south of the Boundary between Union and Confederacy (a white dashed line). Turning the States layer off in Map layers makes the lines easier to see. Which side had more railroads, and why would that matter in a war?</w:t>
       </w:r>
     </w:p>
     <w:p>
@@ -898,6 +980,92 @@
           <w:b/>
           <w:bCs/>
         </w:rPr>
+        <w:t xml:space="preserve">From the front: </w:t>
+      </w:r>
+      <w:r>
+        <w:t xml:space="preserve"/>
+      </w:r>
+    </w:p>
+    <w:p>
+      <w:pPr>
+        <w:spacing w:after="40"/>
+        <w:ind w:left="900" w:hanging="360"/>
+      </w:pPr>
+      <w:r>
+        <w:t xml:space="preserve">1.	In Map layers, turn off U.S. Civil War States and Territories (1863).</w:t>
+      </w:r>
+    </w:p>
+    <w:p>
+      <w:pPr>
+        <w:spacing w:after="40"/>
+        <w:ind w:left="900" w:hanging="360"/>
+      </w:pPr>
+      <w:r>
+        <w:t xml:space="preserve">2.	Point to the thin dark gray lines of Railroads 1826 to 1863 (static).</w:t>
+      </w:r>
+    </w:p>
+    <w:p>
+      <w:pPr>
+        <w:spacing w:after="40"/>
+        <w:ind w:left="900" w:hanging="360"/>
+      </w:pPr>
+      <w:r>
+        <w:t xml:space="preserve">3.	Follow the white dashed Boundary between Union and Confederacy from the Atlantic to the Mississippi.</w:t>
+      </w:r>
+    </w:p>
+    <w:p>
+      <w:pPr>
+        <w:spacing w:after="40"/>
+        <w:ind w:left="900" w:hanging="360"/>
+      </w:pPr>
+      <w:r>
+        <w:t xml:space="preserve">4.	Ask: which side has more railroad lines?</w:t>
+      </w:r>
+    </w:p>
+    <w:p>
+      <w:pPr>
+        <w:spacing w:after="40"/>
+        <w:ind w:left="900" w:hanging="360"/>
+      </w:pPr>
+      <w:r>
+        <w:t xml:space="preserve">5.	Ask: why would railroads matter in a war?</w:t>
+      </w:r>
+    </w:p>
+    <w:p>
+      <w:pPr>
+        <w:spacing w:after="40"/>
+        <w:ind w:left="900" w:hanging="360"/>
+      </w:pPr>
+      <w:r>
+        <w:t xml:space="preserve">6.	Turn U.S. Civil War States and Territories (1863) back on.</w:t>
+      </w:r>
+    </w:p>
+    <w:p>
+      <w:pPr>
+        <w:spacing w:after="100"/>
+        <w:ind w:left="360"/>
+      </w:pPr>
+      <w:r>
+        <w:rPr>
+          <w:b/>
+          <w:bCs/>
+        </w:rPr>
+        <w:t xml:space="preserve">Where to find it on the map: </w:t>
+      </w:r>
+      <w:r>
+        <w:t xml:space="preserve">Railroads 1826 to 1863 (static) layer and the Boundary between Union and Confederacy line (legend: white dashed). The lines are visibly denser north of the boundary, above all between the Mississippi River and the Atlantic coast. The map shows lines, not mileage.</w:t>
+      </w:r>
+    </w:p>
+    <w:p>
+      <w:pPr>
+        <w:spacing w:after="100"/>
+        <w:ind w:left="360"/>
+      </w:pPr>
+      <w:r>
+        <w:rPr>
+          <w:b/>
+          <w:bCs/>
+        </w:rPr>
         <w:t xml:space="preserve">Accept answers that: </w:t>
       </w:r>
       <w:r>
@@ -909,7 +1077,7 @@
         <w:pStyle w:val="Heading3"/>
       </w:pPr>
       <w:r>
-        <w:t xml:space="preserve">4. Where were the battles?</w:t>
+        <w:t xml:space="preserve">4. Where were the battles? (if you only do one), about 15 minutes</w:t>
       </w:r>
     </w:p>
     <w:p>
@@ -919,6 +1087,76 @@
       </w:pPr>
       <w:r>
         <w:t xml:space="preserve">Zoom to Virginia, then to Maryland and Pennsylvania, and click the tan battlefield areas for names, sizes and state. Where were most battles fought, and which were fought in Union states (check the state's shade in the legend)?</w:t>
+      </w:r>
+    </w:p>
+    <w:p>
+      <w:pPr>
+        <w:spacing w:after="100"/>
+        <w:ind w:left="360"/>
+      </w:pPr>
+      <w:r>
+        <w:rPr>
+          <w:b/>
+          <w:bCs/>
+        </w:rPr>
+        <w:t xml:space="preserve">From the front: </w:t>
+      </w:r>
+      <w:r>
+        <w:t xml:space="preserve"/>
+      </w:r>
+    </w:p>
+    <w:p>
+      <w:pPr>
+        <w:spacing w:after="40"/>
+        <w:ind w:left="900" w:hanging="360"/>
+      </w:pPr>
+      <w:r>
+        <w:t xml:space="preserve">1.	Zoom to Virginia and point to the tan battlefield areas between Washington and Richmond.</w:t>
+      </w:r>
+    </w:p>
+    <w:p>
+      <w:pPr>
+        <w:spacing w:after="40"/>
+        <w:ind w:left="900" w:hanging="360"/>
+      </w:pPr>
+      <w:r>
+        <w:t xml:space="preserve">2.	Click one tan area and read the battle's name, acres and state.</w:t>
+      </w:r>
+    </w:p>
+    <w:p>
+      <w:pPr>
+        <w:spacing w:after="40"/>
+        <w:ind w:left="900" w:hanging="360"/>
+      </w:pPr>
+      <w:r>
+        <w:t xml:space="preserve">3.	Zoom to Maryland and Pennsylvania and click the tan area at Gettysburg.</w:t>
+      </w:r>
+    </w:p>
+    <w:p>
+      <w:pPr>
+        <w:spacing w:after="40"/>
+        <w:ind w:left="900" w:hanging="360"/>
+      </w:pPr>
+      <w:r>
+        <w:t xml:space="preserve">4.	Open the legend and check Pennsylvania's shade.</w:t>
+      </w:r>
+    </w:p>
+    <w:p>
+      <w:pPr>
+        <w:spacing w:after="40"/>
+        <w:ind w:left="900" w:hanging="360"/>
+      </w:pPr>
+      <w:r>
+        <w:t xml:space="preserve">5.	Ask: where were most battles fought?</w:t>
+      </w:r>
+    </w:p>
+    <w:p>
+      <w:pPr>
+        <w:spacing w:after="40"/>
+        <w:ind w:left="900" w:hanging="360"/>
+      </w:pPr>
+      <w:r>
+        <w:t xml:space="preserve">6.	Ask: which battles were fought in a Union state?</w:t>
       </w:r>
     </w:p>
     <w:p>
@@ -1658,7 +1896,7 @@
       <w:pStyle w:val="Credits"/>
     </w:pPr>
     <w:r>
-      <w:t xml:space="preserve">Teacher notes: Civil War Battlefields, 0.4.2. For teachers.</w:t>
+      <w:t xml:space="preserve">Teacher notes: Civil War Battlefields, 0.5.0. For teachers.</w:t>
     </w:r>
   </w:p>
 </w:ftr>

--- a/resources/dist/sheets/civil-war-battlefields-teacher-notes-en.docx
+++ b/resources/dist/sheets/civil-war-battlefields-teacher-notes-en.docx
@@ -45,7 +45,7 @@
         </w:rPr>
         <w:t xml:space="preserve">Map: </w:t>
       </w:r>
-      <w:hyperlink w:history="1" r:id="rIdvwgfxzn4yluerdo_h5apo">
+      <w:hyperlink w:history="1" r:id="rIdqpkxlbpfnzpesz8smxvul">
         <w:r>
           <w:rPr>
             <w:color w:val="0A4FA8"/>
@@ -307,7 +307,7 @@
         </w:numPr>
         <w:spacing w:after="60"/>
       </w:pPr>
-      <w:hyperlink w:history="1" r:id="rIdb9ecqqvha1kqtdmzbio5j">
+      <w:hyperlink w:history="1" r:id="rId74-fmefiutmplus3talmr">
         <w:r>
           <w:rPr>
             <w:color w:val="0A4FA8"/>
@@ -329,7 +329,7 @@
         </w:numPr>
         <w:spacing w:after="60"/>
       </w:pPr>
-      <w:hyperlink w:history="1" r:id="rIdvchxwejiec78zvbyk9xbf">
+      <w:hyperlink w:history="1" r:id="rId4_9k-nbastmcwe8ev1yi7">
         <w:r>
           <w:rPr>
             <w:color w:val="0A4FA8"/>
@@ -351,7 +351,7 @@
         </w:numPr>
         <w:spacing w:after="60"/>
       </w:pPr>
-      <w:hyperlink w:history="1" r:id="rIdvanxhwncmrod-qmxzspy7">
+      <w:hyperlink w:history="1" r:id="rIdsl5ilkjeivfbdp_6d9c9x">
         <w:r>
           <w:rPr>
             <w:color w:val="0A4FA8"/>
@@ -1896,7 +1896,7 @@
       <w:pStyle w:val="Credits"/>
     </w:pPr>
     <w:r>
-      <w:t xml:space="preserve">Teacher notes: Civil War Battlefields, 0.5.0. For teachers.</w:t>
+      <w:t xml:space="preserve">Teacher notes: Civil War Battlefields, 0.5.1. For teachers.</w:t>
     </w:r>
   </w:p>
 </w:ftr>

--- a/resources/dist/sheets/civil-war-battlefields-teacher-notes-en.docx
+++ b/resources/dist/sheets/civil-war-battlefields-teacher-notes-en.docx
@@ -45,7 +45,7 @@
         </w:rPr>
         <w:t xml:space="preserve">Map: </w:t>
       </w:r>
-      <w:hyperlink w:history="1" r:id="rIdqpkxlbpfnzpesz8smxvul">
+      <w:hyperlink w:history="1" r:id="rId-r08weo2ewnvfoliimvim">
         <w:r>
           <w:rPr>
             <w:color w:val="0A4FA8"/>
@@ -307,7 +307,7 @@
         </w:numPr>
         <w:spacing w:after="60"/>
       </w:pPr>
-      <w:hyperlink w:history="1" r:id="rId74-fmefiutmplus3talmr">
+      <w:hyperlink w:history="1" r:id="rIdhb-nomsr3qd-pailo4iui">
         <w:r>
           <w:rPr>
             <w:color w:val="0A4FA8"/>
@@ -329,7 +329,7 @@
         </w:numPr>
         <w:spacing w:after="60"/>
       </w:pPr>
-      <w:hyperlink w:history="1" r:id="rId4_9k-nbastmcwe8ev1yi7">
+      <w:hyperlink w:history="1" r:id="rId_8ufozw7mz0nzgyowvb1x">
         <w:r>
           <w:rPr>
             <w:color w:val="0A4FA8"/>
@@ -351,7 +351,7 @@
         </w:numPr>
         <w:spacing w:after="60"/>
       </w:pPr>
-      <w:hyperlink w:history="1" r:id="rIdsl5ilkjeivfbdp_6d9c9x">
+      <w:hyperlink w:history="1" r:id="rIdxth7izwk8sdcdwxf0nl0z">
         <w:r>
           <w:rPr>
             <w:color w:val="0A4FA8"/>
@@ -1896,7 +1896,7 @@
       <w:pStyle w:val="Credits"/>
     </w:pPr>
     <w:r>
-      <w:t xml:space="preserve">Teacher notes: Civil War Battlefields, 0.5.1. For teachers.</w:t>
+      <w:t xml:space="preserve">Teacher notes: Civil War Battlefields, 0.6.0. For teachers.</w:t>
     </w:r>
   </w:p>
 </w:ftr>

--- a/resources/dist/sheets/civil-war-battlefields-teacher-notes-en.docx
+++ b/resources/dist/sheets/civil-war-battlefields-teacher-notes-en.docx
@@ -45,7 +45,7 @@
         </w:rPr>
         <w:t xml:space="preserve">Map: </w:t>
       </w:r>
-      <w:hyperlink w:history="1" r:id="rId-r08weo2ewnvfoliimvim">
+      <w:hyperlink w:history="1" r:id="rIdjmodumaqq2vyp_4my4rsm">
         <w:r>
           <w:rPr>
             <w:color w:val="0A4FA8"/>
@@ -307,7 +307,7 @@
         </w:numPr>
         <w:spacing w:after="60"/>
       </w:pPr>
-      <w:hyperlink w:history="1" r:id="rIdhb-nomsr3qd-pailo4iui">
+      <w:hyperlink w:history="1" r:id="rIdujfvl3dxzn0idh0staluz">
         <w:r>
           <w:rPr>
             <w:color w:val="0A4FA8"/>
@@ -329,7 +329,7 @@
         </w:numPr>
         <w:spacing w:after="60"/>
       </w:pPr>
-      <w:hyperlink w:history="1" r:id="rId_8ufozw7mz0nzgyowvb1x">
+      <w:hyperlink w:history="1" r:id="rIdbk7b1wbc3ddotmgumziav">
         <w:r>
           <w:rPr>
             <w:color w:val="0A4FA8"/>
@@ -351,7 +351,7 @@
         </w:numPr>
         <w:spacing w:after="60"/>
       </w:pPr>
-      <w:hyperlink w:history="1" r:id="rIdxth7izwk8sdcdwxf0nl0z">
+      <w:hyperlink w:history="1" r:id="rIdxm45goumzt6zddtlzeffw">
         <w:r>
           <w:rPr>
             <w:color w:val="0A4FA8"/>
@@ -587,6 +587,9 @@
         </w:tc>
       </w:tr>
       <w:tr>
+        <w:trPr>
+          <w:cantSplit/>
+        </w:trPr>
         <w:tc>
           <w:tcPr>
             <w:tcW w:type="dxa" w:w="5040"/>
@@ -645,6 +648,9 @@
         </w:tc>
       </w:tr>
       <w:tr>
+        <w:trPr>
+          <w:cantSplit/>
+        </w:trPr>
         <w:tc>
           <w:tcPr>
             <w:tcW w:type="dxa" w:w="5040"/>
@@ -703,6 +709,9 @@
         </w:tc>
       </w:tr>
       <w:tr>
+        <w:trPr>
+          <w:cantSplit/>
+        </w:trPr>
         <w:tc>
           <w:tcPr>
             <w:tcW w:type="dxa" w:w="5040"/>
@@ -761,6 +770,9 @@
         </w:tc>
       </w:tr>
       <w:tr>
+        <w:trPr>
+          <w:cantSplit/>
+        </w:trPr>
         <w:tc>
           <w:tcPr>
             <w:tcW w:type="dxa" w:w="5040"/>
@@ -1205,6 +1217,816 @@
       </w:pPr>
       <w:r>
         <w:t xml:space="preserve">Students answer with evidence from at least two layers. Some ways to do it: a paragraph, a sketch of the front line with notes (sketches are not saved, so students should screenshot or describe them), or a short talk using the map.</w:t>
+      </w:r>
+    </w:p>
+    <w:p>
+      <w:pPr>
+        <w:pStyle w:val="Heading2"/>
+      </w:pPr>
+      <w:r>
+        <w:t xml:space="preserve">Assessing the answer</w:t>
+      </w:r>
+    </w:p>
+    <w:p>
+      <w:pPr>
+        <w:spacing w:after="100"/>
+      </w:pPr>
+      <w:r>
+        <w:t xml:space="preserve">One way to assess the answer to the compelling question: the rubric every lesson shares (four criteria, four levels), with this lesson's own line on what counts as map evidence, and a model answer at the top level. Use it as it is, adapt it, or use your own.</w:t>
+      </w:r>
+    </w:p>
+    <w:p>
+      <w:pPr>
+        <w:spacing w:after="100"/>
+        <w:ind w:left="360"/>
+      </w:pPr>
+      <w:r>
+        <w:rPr>
+          <w:b/>
+          <w:bCs/>
+        </w:rPr>
+        <w:t xml:space="preserve">Map evidence in this lesson: </w:t>
+      </w:r>
+      <w:r>
+        <w:t xml:space="preserve">Strong answers use the five legend groups of U.S. Civil War States and Territories (1863), including the border states and West Virginia (June 20, 1863), the white dashed Boundary between Union and Confederacy past Washington, D.C., the density of Railroads 1826 to 1863 (static) either side of it, and names and acres from the Civil War Battlefield Boundary pop-ups (Gettysburg 73,551 acres).</w:t>
+      </w:r>
+    </w:p>
+    <w:tbl>
+      <w:tblPr>
+        <w:tblW w:type="dxa" w:w="10080"/>
+        <w:tblBorders>
+          <w:top w:val="single" w:color="auto" w:sz="4"/>
+          <w:left w:val="single" w:color="auto" w:sz="4"/>
+          <w:bottom w:val="single" w:color="auto" w:sz="4"/>
+          <w:right w:val="single" w:color="auto" w:sz="4"/>
+          <w:insideH w:val="single" w:color="auto" w:sz="4"/>
+          <w:insideV w:val="single" w:color="auto" w:sz="4"/>
+        </w:tblBorders>
+      </w:tblPr>
+      <w:tblGrid>
+        <w:gridCol w:w="2016"/>
+        <w:gridCol w:w="2016"/>
+        <w:gridCol w:w="2016"/>
+        <w:gridCol w:w="2016"/>
+        <w:gridCol w:w="2016"/>
+      </w:tblGrid>
+      <w:tr>
+        <w:trPr>
+          <w:tblHeader/>
+        </w:trPr>
+        <w:tc>
+          <w:tcPr>
+            <w:tcW w:type="dxa" w:w="2016"/>
+            <w:tcBorders>
+              <w:top w:val="single" w:color="BFBFBF" w:sz="4"/>
+              <w:left w:val="single" w:color="BFBFBF" w:sz="4"/>
+              <w:bottom w:val="single" w:color="BFBFBF" w:sz="4"/>
+              <w:right w:val="single" w:color="BFBFBF" w:sz="4"/>
+            </w:tcBorders>
+            <w:shd w:fill="E7EDF3" w:color="auto" w:val="clear"/>
+            <w:tcMar>
+              <w:top w:type="dxa" w:w="60"/>
+              <w:left w:type="dxa" w:w="90"/>
+              <w:bottom w:type="dxa" w:w="60"/>
+              <w:right w:type="dxa" w:w="90"/>
+            </w:tcMar>
+          </w:tcPr>
+          <w:p>
+            <w:r>
+              <w:rPr>
+                <w:b/>
+                <w:bCs/>
+                <w:sz w:val="20"/>
+                <w:szCs w:val="20"/>
+              </w:rPr>
+              <w:t xml:space="preserve">Criterion</w:t>
+            </w:r>
+          </w:p>
+        </w:tc>
+        <w:tc>
+          <w:tcPr>
+            <w:tcW w:type="dxa" w:w="2016"/>
+            <w:tcBorders>
+              <w:top w:val="single" w:color="BFBFBF" w:sz="4"/>
+              <w:left w:val="single" w:color="BFBFBF" w:sz="4"/>
+              <w:bottom w:val="single" w:color="BFBFBF" w:sz="4"/>
+              <w:right w:val="single" w:color="BFBFBF" w:sz="4"/>
+            </w:tcBorders>
+            <w:shd w:fill="E7EDF3" w:color="auto" w:val="clear"/>
+            <w:tcMar>
+              <w:top w:type="dxa" w:w="60"/>
+              <w:left w:type="dxa" w:w="90"/>
+              <w:bottom w:type="dxa" w:w="60"/>
+              <w:right w:type="dxa" w:w="90"/>
+            </w:tcMar>
+          </w:tcPr>
+          <w:p>
+            <w:r>
+              <w:rPr>
+                <w:b/>
+                <w:bCs/>
+                <w:sz w:val="20"/>
+                <w:szCs w:val="20"/>
+              </w:rPr>
+              <w:t xml:space="preserve">1 Beginning</w:t>
+            </w:r>
+          </w:p>
+        </w:tc>
+        <w:tc>
+          <w:tcPr>
+            <w:tcW w:type="dxa" w:w="2016"/>
+            <w:tcBorders>
+              <w:top w:val="single" w:color="BFBFBF" w:sz="4"/>
+              <w:left w:val="single" w:color="BFBFBF" w:sz="4"/>
+              <w:bottom w:val="single" w:color="BFBFBF" w:sz="4"/>
+              <w:right w:val="single" w:color="BFBFBF" w:sz="4"/>
+            </w:tcBorders>
+            <w:shd w:fill="E7EDF3" w:color="auto" w:val="clear"/>
+            <w:tcMar>
+              <w:top w:type="dxa" w:w="60"/>
+              <w:left w:type="dxa" w:w="90"/>
+              <w:bottom w:type="dxa" w:w="60"/>
+              <w:right w:type="dxa" w:w="90"/>
+            </w:tcMar>
+          </w:tcPr>
+          <w:p>
+            <w:r>
+              <w:rPr>
+                <w:b/>
+                <w:bCs/>
+                <w:sz w:val="20"/>
+                <w:szCs w:val="20"/>
+              </w:rPr>
+              <w:t xml:space="preserve">2 Developing</w:t>
+            </w:r>
+          </w:p>
+        </w:tc>
+        <w:tc>
+          <w:tcPr>
+            <w:tcW w:type="dxa" w:w="2016"/>
+            <w:tcBorders>
+              <w:top w:val="single" w:color="BFBFBF" w:sz="4"/>
+              <w:left w:val="single" w:color="BFBFBF" w:sz="4"/>
+              <w:bottom w:val="single" w:color="BFBFBF" w:sz="4"/>
+              <w:right w:val="single" w:color="BFBFBF" w:sz="4"/>
+            </w:tcBorders>
+            <w:shd w:fill="E7EDF3" w:color="auto" w:val="clear"/>
+            <w:tcMar>
+              <w:top w:type="dxa" w:w="60"/>
+              <w:left w:type="dxa" w:w="90"/>
+              <w:bottom w:type="dxa" w:w="60"/>
+              <w:right w:type="dxa" w:w="90"/>
+            </w:tcMar>
+          </w:tcPr>
+          <w:p>
+            <w:r>
+              <w:rPr>
+                <w:b/>
+                <w:bCs/>
+                <w:sz w:val="20"/>
+                <w:szCs w:val="20"/>
+              </w:rPr>
+              <w:t xml:space="preserve">3 Secure</w:t>
+            </w:r>
+          </w:p>
+        </w:tc>
+        <w:tc>
+          <w:tcPr>
+            <w:tcW w:type="dxa" w:w="2016"/>
+            <w:tcBorders>
+              <w:top w:val="single" w:color="BFBFBF" w:sz="4"/>
+              <w:left w:val="single" w:color="BFBFBF" w:sz="4"/>
+              <w:bottom w:val="single" w:color="BFBFBF" w:sz="4"/>
+              <w:right w:val="single" w:color="BFBFBF" w:sz="4"/>
+            </w:tcBorders>
+            <w:shd w:fill="E7EDF3" w:color="auto" w:val="clear"/>
+            <w:tcMar>
+              <w:top w:type="dxa" w:w="60"/>
+              <w:left w:type="dxa" w:w="90"/>
+              <w:bottom w:type="dxa" w:w="60"/>
+              <w:right w:type="dxa" w:w="90"/>
+            </w:tcMar>
+          </w:tcPr>
+          <w:p>
+            <w:r>
+              <w:rPr>
+                <w:b/>
+                <w:bCs/>
+                <w:sz w:val="20"/>
+                <w:szCs w:val="20"/>
+              </w:rPr>
+              <w:t xml:space="preserve">4 Strong</w:t>
+            </w:r>
+          </w:p>
+        </w:tc>
+      </w:tr>
+      <w:tr>
+        <w:trPr>
+          <w:cantSplit/>
+        </w:trPr>
+        <w:tc>
+          <w:tcPr>
+            <w:tcW w:type="dxa" w:w="2016"/>
+            <w:tcBorders>
+              <w:top w:val="single" w:color="BFBFBF" w:sz="4"/>
+              <w:left w:val="single" w:color="BFBFBF" w:sz="4"/>
+              <w:bottom w:val="single" w:color="BFBFBF" w:sz="4"/>
+              <w:right w:val="single" w:color="BFBFBF" w:sz="4"/>
+            </w:tcBorders>
+            <w:tcMar>
+              <w:top w:type="dxa" w:w="60"/>
+              <w:left w:type="dxa" w:w="90"/>
+              <w:bottom w:type="dxa" w:w="60"/>
+              <w:right w:type="dxa" w:w="90"/>
+            </w:tcMar>
+          </w:tcPr>
+          <w:p>
+            <w:r>
+              <w:rPr>
+                <w:b w:val="false"/>
+                <w:bCs w:val="false"/>
+                <w:sz w:val="20"/>
+                <w:szCs w:val="20"/>
+              </w:rPr>
+              <w:t xml:space="preserve">Claim</w:t>
+            </w:r>
+          </w:p>
+        </w:tc>
+        <w:tc>
+          <w:tcPr>
+            <w:tcW w:type="dxa" w:w="2016"/>
+            <w:tcBorders>
+              <w:top w:val="single" w:color="BFBFBF" w:sz="4"/>
+              <w:left w:val="single" w:color="BFBFBF" w:sz="4"/>
+              <w:bottom w:val="single" w:color="BFBFBF" w:sz="4"/>
+              <w:right w:val="single" w:color="BFBFBF" w:sz="4"/>
+            </w:tcBorders>
+            <w:tcMar>
+              <w:top w:type="dxa" w:w="60"/>
+              <w:left w:type="dxa" w:w="90"/>
+              <w:bottom w:type="dxa" w:w="60"/>
+              <w:right w:type="dxa" w:w="90"/>
+            </w:tcMar>
+          </w:tcPr>
+          <w:p>
+            <w:r>
+              <w:rPr>
+                <w:b w:val="false"/>
+                <w:bCs w:val="false"/>
+                <w:sz w:val="20"/>
+                <w:szCs w:val="20"/>
+              </w:rPr>
+              <w:t xml:space="preserve">No clear answer to the big question, or restates the question.</w:t>
+            </w:r>
+          </w:p>
+        </w:tc>
+        <w:tc>
+          <w:tcPr>
+            <w:tcW w:type="dxa" w:w="2016"/>
+            <w:tcBorders>
+              <w:top w:val="single" w:color="BFBFBF" w:sz="4"/>
+              <w:left w:val="single" w:color="BFBFBF" w:sz="4"/>
+              <w:bottom w:val="single" w:color="BFBFBF" w:sz="4"/>
+              <w:right w:val="single" w:color="BFBFBF" w:sz="4"/>
+            </w:tcBorders>
+            <w:tcMar>
+              <w:top w:type="dxa" w:w="60"/>
+              <w:left w:type="dxa" w:w="90"/>
+              <w:bottom w:type="dxa" w:w="60"/>
+              <w:right w:type="dxa" w:w="90"/>
+            </w:tcMar>
+          </w:tcPr>
+          <w:p>
+            <w:r>
+              <w:rPr>
+                <w:b w:val="false"/>
+                <w:bCs w:val="false"/>
+                <w:sz w:val="20"/>
+                <w:szCs w:val="20"/>
+              </w:rPr>
+              <w:t xml:space="preserve">Gives an answer, but it is vague or only partly about the big question.</w:t>
+            </w:r>
+          </w:p>
+        </w:tc>
+        <w:tc>
+          <w:tcPr>
+            <w:tcW w:type="dxa" w:w="2016"/>
+            <w:tcBorders>
+              <w:top w:val="single" w:color="BFBFBF" w:sz="4"/>
+              <w:left w:val="single" w:color="BFBFBF" w:sz="4"/>
+              <w:bottom w:val="single" w:color="BFBFBF" w:sz="4"/>
+              <w:right w:val="single" w:color="BFBFBF" w:sz="4"/>
+            </w:tcBorders>
+            <w:tcMar>
+              <w:top w:type="dxa" w:w="60"/>
+              <w:left w:type="dxa" w:w="90"/>
+              <w:bottom w:type="dxa" w:w="60"/>
+              <w:right w:type="dxa" w:w="90"/>
+            </w:tcMar>
+          </w:tcPr>
+          <w:p>
+            <w:r>
+              <w:rPr>
+                <w:b w:val="false"/>
+                <w:bCs w:val="false"/>
+                <w:sz w:val="20"/>
+                <w:szCs w:val="20"/>
+              </w:rPr>
+              <w:t xml:space="preserve">Gives a clear answer to the big question.</w:t>
+            </w:r>
+          </w:p>
+        </w:tc>
+        <w:tc>
+          <w:tcPr>
+            <w:tcW w:type="dxa" w:w="2016"/>
+            <w:tcBorders>
+              <w:top w:val="single" w:color="BFBFBF" w:sz="4"/>
+              <w:left w:val="single" w:color="BFBFBF" w:sz="4"/>
+              <w:bottom w:val="single" w:color="BFBFBF" w:sz="4"/>
+              <w:right w:val="single" w:color="BFBFBF" w:sz="4"/>
+            </w:tcBorders>
+            <w:tcMar>
+              <w:top w:type="dxa" w:w="60"/>
+              <w:left w:type="dxa" w:w="90"/>
+              <w:bottom w:type="dxa" w:w="60"/>
+              <w:right w:type="dxa" w:w="90"/>
+            </w:tcMar>
+          </w:tcPr>
+          <w:p>
+            <w:r>
+              <w:rPr>
+                <w:b w:val="false"/>
+                <w:bCs w:val="false"/>
+                <w:sz w:val="20"/>
+                <w:szCs w:val="20"/>
+              </w:rPr>
+              <w:t xml:space="preserve">Gives a clear answer and says how far it holds (for example, where or when it does not).</w:t>
+            </w:r>
+          </w:p>
+        </w:tc>
+      </w:tr>
+      <w:tr>
+        <w:trPr>
+          <w:cantSplit/>
+        </w:trPr>
+        <w:tc>
+          <w:tcPr>
+            <w:tcW w:type="dxa" w:w="2016"/>
+            <w:tcBorders>
+              <w:top w:val="single" w:color="BFBFBF" w:sz="4"/>
+              <w:left w:val="single" w:color="BFBFBF" w:sz="4"/>
+              <w:bottom w:val="single" w:color="BFBFBF" w:sz="4"/>
+              <w:right w:val="single" w:color="BFBFBF" w:sz="4"/>
+            </w:tcBorders>
+            <w:tcMar>
+              <w:top w:type="dxa" w:w="60"/>
+              <w:left w:type="dxa" w:w="90"/>
+              <w:bottom w:type="dxa" w:w="60"/>
+              <w:right w:type="dxa" w:w="90"/>
+            </w:tcMar>
+          </w:tcPr>
+          <w:p>
+            <w:r>
+              <w:rPr>
+                <w:b w:val="false"/>
+                <w:bCs w:val="false"/>
+                <w:sz w:val="20"/>
+                <w:szCs w:val="20"/>
+              </w:rPr>
+              <w:t xml:space="preserve">Map evidence</w:t>
+            </w:r>
+          </w:p>
+        </w:tc>
+        <w:tc>
+          <w:tcPr>
+            <w:tcW w:type="dxa" w:w="2016"/>
+            <w:tcBorders>
+              <w:top w:val="single" w:color="BFBFBF" w:sz="4"/>
+              <w:left w:val="single" w:color="BFBFBF" w:sz="4"/>
+              <w:bottom w:val="single" w:color="BFBFBF" w:sz="4"/>
+              <w:right w:val="single" w:color="BFBFBF" w:sz="4"/>
+            </w:tcBorders>
+            <w:tcMar>
+              <w:top w:type="dxa" w:w="60"/>
+              <w:left w:type="dxa" w:w="90"/>
+              <w:bottom w:type="dxa" w:w="60"/>
+              <w:right w:type="dxa" w:w="90"/>
+            </w:tcMar>
+          </w:tcPr>
+          <w:p>
+            <w:r>
+              <w:rPr>
+                <w:b w:val="false"/>
+                <w:bCs w:val="false"/>
+                <w:sz w:val="20"/>
+                <w:szCs w:val="20"/>
+              </w:rPr>
+              <w:t xml:space="preserve">No evidence from the map, or evidence that is not on the map.</w:t>
+            </w:r>
+          </w:p>
+        </w:tc>
+        <w:tc>
+          <w:tcPr>
+            <w:tcW w:type="dxa" w:w="2016"/>
+            <w:tcBorders>
+              <w:top w:val="single" w:color="BFBFBF" w:sz="4"/>
+              <w:left w:val="single" w:color="BFBFBF" w:sz="4"/>
+              <w:bottom w:val="single" w:color="BFBFBF" w:sz="4"/>
+              <w:right w:val="single" w:color="BFBFBF" w:sz="4"/>
+            </w:tcBorders>
+            <w:tcMar>
+              <w:top w:type="dxa" w:w="60"/>
+              <w:left w:type="dxa" w:w="90"/>
+              <w:bottom w:type="dxa" w:w="60"/>
+              <w:right w:type="dxa" w:w="90"/>
+            </w:tcMar>
+          </w:tcPr>
+          <w:p>
+            <w:r>
+              <w:rPr>
+                <w:b w:val="false"/>
+                <w:bCs w:val="false"/>
+                <w:sz w:val="20"/>
+                <w:szCs w:val="20"/>
+              </w:rPr>
+              <w:t xml:space="preserve">One piece of evidence from the map, or evidence that is not specific (no names, dates or numbers).</w:t>
+            </w:r>
+          </w:p>
+        </w:tc>
+        <w:tc>
+          <w:tcPr>
+            <w:tcW w:type="dxa" w:w="2016"/>
+            <w:tcBorders>
+              <w:top w:val="single" w:color="BFBFBF" w:sz="4"/>
+              <w:left w:val="single" w:color="BFBFBF" w:sz="4"/>
+              <w:bottom w:val="single" w:color="BFBFBF" w:sz="4"/>
+              <w:right w:val="single" w:color="BFBFBF" w:sz="4"/>
+            </w:tcBorders>
+            <w:tcMar>
+              <w:top w:type="dxa" w:w="60"/>
+              <w:left w:type="dxa" w:w="90"/>
+              <w:bottom w:type="dxa" w:w="60"/>
+              <w:right w:type="dxa" w:w="90"/>
+            </w:tcMar>
+          </w:tcPr>
+          <w:p>
+            <w:r>
+              <w:rPr>
+                <w:b w:val="false"/>
+                <w:bCs w:val="false"/>
+                <w:sz w:val="20"/>
+                <w:szCs w:val="20"/>
+              </w:rPr>
+              <w:t xml:space="preserve">Specific evidence from at least two layers or places on the map: named features, dates, numbers or distances read from pop-ups, the legend or Measure.</w:t>
+            </w:r>
+          </w:p>
+        </w:tc>
+        <w:tc>
+          <w:tcPr>
+            <w:tcW w:type="dxa" w:w="2016"/>
+            <w:tcBorders>
+              <w:top w:val="single" w:color="BFBFBF" w:sz="4"/>
+              <w:left w:val="single" w:color="BFBFBF" w:sz="4"/>
+              <w:bottom w:val="single" w:color="BFBFBF" w:sz="4"/>
+              <w:right w:val="single" w:color="BFBFBF" w:sz="4"/>
+            </w:tcBorders>
+            <w:tcMar>
+              <w:top w:type="dxa" w:w="60"/>
+              <w:left w:type="dxa" w:w="90"/>
+              <w:bottom w:type="dxa" w:w="60"/>
+              <w:right w:type="dxa" w:w="90"/>
+            </w:tcMar>
+          </w:tcPr>
+          <w:p>
+            <w:r>
+              <w:rPr>
+                <w:b w:val="false"/>
+                <w:bCs w:val="false"/>
+                <w:sz w:val="20"/>
+                <w:szCs w:val="20"/>
+              </w:rPr>
+              <w:t xml:space="preserve">Specific evidence from at least two layers or places, chosen to fit the claim, with the layer or feature named so a reader could find it.</w:t>
+            </w:r>
+          </w:p>
+        </w:tc>
+      </w:tr>
+      <w:tr>
+        <w:trPr>
+          <w:cantSplit/>
+        </w:trPr>
+        <w:tc>
+          <w:tcPr>
+            <w:tcW w:type="dxa" w:w="2016"/>
+            <w:tcBorders>
+              <w:top w:val="single" w:color="BFBFBF" w:sz="4"/>
+              <w:left w:val="single" w:color="BFBFBF" w:sz="4"/>
+              <w:bottom w:val="single" w:color="BFBFBF" w:sz="4"/>
+              <w:right w:val="single" w:color="BFBFBF" w:sz="4"/>
+            </w:tcBorders>
+            <w:tcMar>
+              <w:top w:type="dxa" w:w="60"/>
+              <w:left w:type="dxa" w:w="90"/>
+              <w:bottom w:type="dxa" w:w="60"/>
+              <w:right w:type="dxa" w:w="90"/>
+            </w:tcMar>
+          </w:tcPr>
+          <w:p>
+            <w:r>
+              <w:rPr>
+                <w:b w:val="false"/>
+                <w:bCs w:val="false"/>
+                <w:sz w:val="20"/>
+                <w:szCs w:val="20"/>
+              </w:rPr>
+              <w:t xml:space="preserve">Geographic reasoning</w:t>
+            </w:r>
+          </w:p>
+        </w:tc>
+        <w:tc>
+          <w:tcPr>
+            <w:tcW w:type="dxa" w:w="2016"/>
+            <w:tcBorders>
+              <w:top w:val="single" w:color="BFBFBF" w:sz="4"/>
+              <w:left w:val="single" w:color="BFBFBF" w:sz="4"/>
+              <w:bottom w:val="single" w:color="BFBFBF" w:sz="4"/>
+              <w:right w:val="single" w:color="BFBFBF" w:sz="4"/>
+            </w:tcBorders>
+            <w:tcMar>
+              <w:top w:type="dxa" w:w="60"/>
+              <w:left w:type="dxa" w:w="90"/>
+              <w:bottom w:type="dxa" w:w="60"/>
+              <w:right w:type="dxa" w:w="90"/>
+            </w:tcMar>
+          </w:tcPr>
+          <w:p>
+            <w:r>
+              <w:rPr>
+                <w:b w:val="false"/>
+                <w:bCs w:val="false"/>
+                <w:sz w:val="20"/>
+                <w:szCs w:val="20"/>
+              </w:rPr>
+              <w:t xml:space="preserve">Lists facts without connecting them to the answer.</w:t>
+            </w:r>
+          </w:p>
+        </w:tc>
+        <w:tc>
+          <w:tcPr>
+            <w:tcW w:type="dxa" w:w="2016"/>
+            <w:tcBorders>
+              <w:top w:val="single" w:color="BFBFBF" w:sz="4"/>
+              <w:left w:val="single" w:color="BFBFBF" w:sz="4"/>
+              <w:bottom w:val="single" w:color="BFBFBF" w:sz="4"/>
+              <w:right w:val="single" w:color="BFBFBF" w:sz="4"/>
+            </w:tcBorders>
+            <w:tcMar>
+              <w:top w:type="dxa" w:w="60"/>
+              <w:left w:type="dxa" w:w="90"/>
+              <w:bottom w:type="dxa" w:w="60"/>
+              <w:right w:type="dxa" w:w="90"/>
+            </w:tcMar>
+          </w:tcPr>
+          <w:p>
+            <w:r>
+              <w:rPr>
+                <w:b w:val="false"/>
+                <w:bCs w:val="false"/>
+                <w:sz w:val="20"/>
+                <w:szCs w:val="20"/>
+              </w:rPr>
+              <w:t xml:space="preserve">Connects some evidence to the answer, but the link is not explained.</w:t>
+            </w:r>
+          </w:p>
+        </w:tc>
+        <w:tc>
+          <w:tcPr>
+            <w:tcW w:type="dxa" w:w="2016"/>
+            <w:tcBorders>
+              <w:top w:val="single" w:color="BFBFBF" w:sz="4"/>
+              <w:left w:val="single" w:color="BFBFBF" w:sz="4"/>
+              <w:bottom w:val="single" w:color="BFBFBF" w:sz="4"/>
+              <w:right w:val="single" w:color="BFBFBF" w:sz="4"/>
+            </w:tcBorders>
+            <w:tcMar>
+              <w:top w:type="dxa" w:w="60"/>
+              <w:left w:type="dxa" w:w="90"/>
+              <w:bottom w:type="dxa" w:w="60"/>
+              <w:right w:type="dxa" w:w="90"/>
+            </w:tcMar>
+          </w:tcPr>
+          <w:p>
+            <w:r>
+              <w:rPr>
+                <w:b w:val="false"/>
+                <w:bCs w:val="false"/>
+                <w:sz w:val="20"/>
+                <w:szCs w:val="20"/>
+              </w:rPr>
+              <w:t xml:space="preserve">Explains how the evidence supports the answer, including where things happened and why there.</w:t>
+            </w:r>
+          </w:p>
+        </w:tc>
+        <w:tc>
+          <w:tcPr>
+            <w:tcW w:type="dxa" w:w="2016"/>
+            <w:tcBorders>
+              <w:top w:val="single" w:color="BFBFBF" w:sz="4"/>
+              <w:left w:val="single" w:color="BFBFBF" w:sz="4"/>
+              <w:bottom w:val="single" w:color="BFBFBF" w:sz="4"/>
+              <w:right w:val="single" w:color="BFBFBF" w:sz="4"/>
+            </w:tcBorders>
+            <w:tcMar>
+              <w:top w:type="dxa" w:w="60"/>
+              <w:left w:type="dxa" w:w="90"/>
+              <w:bottom w:type="dxa" w:w="60"/>
+              <w:right w:type="dxa" w:w="90"/>
+            </w:tcMar>
+          </w:tcPr>
+          <w:p>
+            <w:r>
+              <w:rPr>
+                <w:b w:val="false"/>
+                <w:bCs w:val="false"/>
+                <w:sz w:val="20"/>
+                <w:szCs w:val="20"/>
+              </w:rPr>
+              <w:t xml:space="preserve">Explains where and why, and notes a pattern, a change over time or a connection between layers.</w:t>
+            </w:r>
+          </w:p>
+        </w:tc>
+      </w:tr>
+      <w:tr>
+        <w:trPr>
+          <w:cantSplit/>
+        </w:trPr>
+        <w:tc>
+          <w:tcPr>
+            <w:tcW w:type="dxa" w:w="2016"/>
+            <w:tcBorders>
+              <w:top w:val="single" w:color="BFBFBF" w:sz="4"/>
+              <w:left w:val="single" w:color="BFBFBF" w:sz="4"/>
+              <w:bottom w:val="single" w:color="BFBFBF" w:sz="4"/>
+              <w:right w:val="single" w:color="BFBFBF" w:sz="4"/>
+            </w:tcBorders>
+            <w:tcMar>
+              <w:top w:type="dxa" w:w="60"/>
+              <w:left w:type="dxa" w:w="90"/>
+              <w:bottom w:type="dxa" w:w="60"/>
+              <w:right w:type="dxa" w:w="90"/>
+            </w:tcMar>
+          </w:tcPr>
+          <w:p>
+            <w:r>
+              <w:rPr>
+                <w:b w:val="false"/>
+                <w:bCs w:val="false"/>
+                <w:sz w:val="20"/>
+                <w:szCs w:val="20"/>
+              </w:rPr>
+              <w:t xml:space="preserve">Accuracy</w:t>
+            </w:r>
+          </w:p>
+        </w:tc>
+        <w:tc>
+          <w:tcPr>
+            <w:tcW w:type="dxa" w:w="2016"/>
+            <w:tcBorders>
+              <w:top w:val="single" w:color="BFBFBF" w:sz="4"/>
+              <w:left w:val="single" w:color="BFBFBF" w:sz="4"/>
+              <w:bottom w:val="single" w:color="BFBFBF" w:sz="4"/>
+              <w:right w:val="single" w:color="BFBFBF" w:sz="4"/>
+            </w:tcBorders>
+            <w:tcMar>
+              <w:top w:type="dxa" w:w="60"/>
+              <w:left w:type="dxa" w:w="90"/>
+              <w:bottom w:type="dxa" w:w="60"/>
+              <w:right w:type="dxa" w:w="90"/>
+            </w:tcMar>
+          </w:tcPr>
+          <w:p>
+            <w:r>
+              <w:rPr>
+                <w:b w:val="false"/>
+                <w:bCs w:val="false"/>
+                <w:sz w:val="20"/>
+                <w:szCs w:val="20"/>
+              </w:rPr>
+              <w:t xml:space="preserve">Several facts do not match the map.</w:t>
+            </w:r>
+          </w:p>
+        </w:tc>
+        <w:tc>
+          <w:tcPr>
+            <w:tcW w:type="dxa" w:w="2016"/>
+            <w:tcBorders>
+              <w:top w:val="single" w:color="BFBFBF" w:sz="4"/>
+              <w:left w:val="single" w:color="BFBFBF" w:sz="4"/>
+              <w:bottom w:val="single" w:color="BFBFBF" w:sz="4"/>
+              <w:right w:val="single" w:color="BFBFBF" w:sz="4"/>
+            </w:tcBorders>
+            <w:tcMar>
+              <w:top w:type="dxa" w:w="60"/>
+              <w:left w:type="dxa" w:w="90"/>
+              <w:bottom w:type="dxa" w:w="60"/>
+              <w:right w:type="dxa" w:w="90"/>
+            </w:tcMar>
+          </w:tcPr>
+          <w:p>
+            <w:r>
+              <w:rPr>
+                <w:b w:val="false"/>
+                <w:bCs w:val="false"/>
+                <w:sz w:val="20"/>
+                <w:szCs w:val="20"/>
+              </w:rPr>
+              <w:t xml:space="preserve">Mostly matches the map, with one or two mistakes.</w:t>
+            </w:r>
+          </w:p>
+        </w:tc>
+        <w:tc>
+          <w:tcPr>
+            <w:tcW w:type="dxa" w:w="2016"/>
+            <w:tcBorders>
+              <w:top w:val="single" w:color="BFBFBF" w:sz="4"/>
+              <w:left w:val="single" w:color="BFBFBF" w:sz="4"/>
+              <w:bottom w:val="single" w:color="BFBFBF" w:sz="4"/>
+              <w:right w:val="single" w:color="BFBFBF" w:sz="4"/>
+            </w:tcBorders>
+            <w:tcMar>
+              <w:top w:type="dxa" w:w="60"/>
+              <w:left w:type="dxa" w:w="90"/>
+              <w:bottom w:type="dxa" w:w="60"/>
+              <w:right w:type="dxa" w:w="90"/>
+            </w:tcMar>
+          </w:tcPr>
+          <w:p>
+            <w:r>
+              <w:rPr>
+                <w:b w:val="false"/>
+                <w:bCs w:val="false"/>
+                <w:sz w:val="20"/>
+                <w:szCs w:val="20"/>
+              </w:rPr>
+              <w:t xml:space="preserve">Dates, places, winners, numbers and distances match the map.</w:t>
+            </w:r>
+          </w:p>
+        </w:tc>
+        <w:tc>
+          <w:tcPr>
+            <w:tcW w:type="dxa" w:w="2016"/>
+            <w:tcBorders>
+              <w:top w:val="single" w:color="BFBFBF" w:sz="4"/>
+              <w:left w:val="single" w:color="BFBFBF" w:sz="4"/>
+              <w:bottom w:val="single" w:color="BFBFBF" w:sz="4"/>
+              <w:right w:val="single" w:color="BFBFBF" w:sz="4"/>
+            </w:tcBorders>
+            <w:tcMar>
+              <w:top w:type="dxa" w:w="60"/>
+              <w:left w:type="dxa" w:w="90"/>
+              <w:bottom w:type="dxa" w:w="60"/>
+              <w:right w:type="dxa" w:w="90"/>
+            </w:tcMar>
+          </w:tcPr>
+          <w:p>
+            <w:r>
+              <w:rPr>
+                <w:b w:val="false"/>
+                <w:bCs w:val="false"/>
+                <w:sz w:val="20"/>
+                <w:szCs w:val="20"/>
+              </w:rPr>
+              <w:t xml:space="preserve">Everything matches the map, and the answer says where on the map it came from.</w:t>
+            </w:r>
+          </w:p>
+        </w:tc>
+      </w:tr>
+    </w:tbl>
+    <w:p>
+      <w:pPr>
+        <w:spacing w:after="100"/>
+      </w:pPr>
+      <w:r>
+        <w:t xml:space="preserve"/>
+      </w:r>
+    </w:p>
+    <w:p>
+      <w:pPr>
+        <w:pStyle w:val="Heading3"/>
+      </w:pPr>
+      <w:r>
+        <w:t xml:space="preserve">A model answer (level 4)</w:t>
+      </w:r>
+    </w:p>
+    <w:p>
+      <w:pPr>
+        <w:pBdr>
+          <w:left w:val="single" w:color="35AC46" w:sz="24" w:space="12"/>
+        </w:pBdr>
+        <w:spacing w:after="100"/>
+        <w:ind w:left="360"/>
+      </w:pPr>
+      <w:r>
+        <w:t xml:space="preserve">The geography of a divided nation shaped the Civil War by putting the Union capital right on the front line, giving the North a much denser railroad network, and making Virginia the place where most of the fighting happened. Zoomed to Washington, D.C., the legend shows Maryland as a Union slave state, a border state, and Virginia as a slave state seceding after Fort Sumter, with the white dashed Boundary between Union and Confederacy running right past the capital, so if Maryland had left too, Washington would have been surrounded. With the States layer off, the thin dark gray lines of Railroads 1826 to 1863 (static) are clearly denser north of the boundary, between the Mississippi River and the Atlantic coast, so the Union could move soldiers, food and weapons faster and farther. The Civil War Battlefield Boundary pop-ups put far more tan areas in Virginia than in any other state, between Washington and Richmond, while in Union states they give Antietam in Maryland at 34,937 acres and Gettysburg in Pennsylvania at 73,551 acres. The pattern is that the battles cluster along the boundary between the two capitals, but the map shows 1863, so West Virginia appears as a Union state even though in 1861 it was part of Virginia.</w:t>
       </w:r>
     </w:p>
     <w:p>
@@ -1389,6 +2211,9 @@
         </w:tc>
       </w:tr>
       <w:tr>
+        <w:trPr>
+          <w:cantSplit/>
+        </w:trPr>
         <w:tc>
           <w:tcPr>
             <w:tcW w:type="dxa" w:w="3360"/>
@@ -1475,6 +2300,9 @@
         </w:tc>
       </w:tr>
       <w:tr>
+        <w:trPr>
+          <w:cantSplit/>
+        </w:trPr>
         <w:tc>
           <w:tcPr>
             <w:tcW w:type="dxa" w:w="3360"/>
@@ -1561,6 +2389,9 @@
         </w:tc>
       </w:tr>
       <w:tr>
+        <w:trPr>
+          <w:cantSplit/>
+        </w:trPr>
         <w:tc>
           <w:tcPr>
             <w:tcW w:type="dxa" w:w="3360"/>
@@ -1647,6 +2478,9 @@
         </w:tc>
       </w:tr>
       <w:tr>
+        <w:trPr>
+          <w:cantSplit/>
+        </w:trPr>
         <w:tc>
           <w:tcPr>
             <w:tcW w:type="dxa" w:w="3360"/>
@@ -1733,6 +2567,9 @@
         </w:tc>
       </w:tr>
       <w:tr>
+        <w:trPr>
+          <w:cantSplit/>
+        </w:trPr>
         <w:tc>
           <w:tcPr>
             <w:tcW w:type="dxa" w:w="3360"/>
@@ -1896,7 +2733,7 @@
       <w:pStyle w:val="Credits"/>
     </w:pPr>
     <w:r>
-      <w:t xml:space="preserve">Teacher notes: Civil War Battlefields, 0.6.0. For teachers.</w:t>
+      <w:t xml:space="preserve">Teacher notes: Civil War Battlefields, 0.7.0. For teachers.</w:t>
     </w:r>
   </w:p>
 </w:ftr>

--- a/resources/dist/sheets/civil-war-battlefields-teacher-notes-en.docx
+++ b/resources/dist/sheets/civil-war-battlefields-teacher-notes-en.docx
@@ -45,7 +45,7 @@
         </w:rPr>
         <w:t xml:space="preserve">Map: </w:t>
       </w:r>
-      <w:hyperlink w:history="1" r:id="rIdjmodumaqq2vyp_4my4rsm">
+      <w:hyperlink w:history="1" r:id="rIdhkl0c5wie1wu58y506nck">
         <w:r>
           <w:rPr>
             <w:color w:val="0A4FA8"/>
@@ -214,7 +214,7 @@
         <w:spacing w:after="100"/>
       </w:pPr>
       <w:r>
-        <w:t xml:space="preserve">The lesson includes the MapMaker map, a two-page Word student sheet in English and Spanish, and these teacher notes. Print the sheet or share it digitally; it opens in Word and Google Docs. Share the map with the Google Classroom button or by pasting its link, and attach the sheet separately. No account or login is needed. Sketches on the map are not saved between sessions.</w:t>
+        <w:t xml:space="preserve">The lesson includes the MapMaker map, a two-page Word student sheet in English and Spanish, and these teacher notes. Print the sheet, or download it and upload it to Google Drive to edit it in Google Docs (it also opens in Word). The Google Classroom button shares the map, not the sheet; to assign the sheet, attach your Drive copy in Classroom with Make a copy for each student, or paste the map link and attach the sheet yourself. No account or login is needed. Sketches on the map are not saved between sessions.</w:t>
       </w:r>
     </w:p>
     <w:p>
@@ -307,7 +307,7 @@
         </w:numPr>
         <w:spacing w:after="60"/>
       </w:pPr>
-      <w:hyperlink w:history="1" r:id="rIdujfvl3dxzn0idh0staluz">
+      <w:hyperlink w:history="1" r:id="rIdzxmexdmbthq_x28a3pi3_">
         <w:r>
           <w:rPr>
             <w:color w:val="0A4FA8"/>
@@ -329,7 +329,7 @@
         </w:numPr>
         <w:spacing w:after="60"/>
       </w:pPr>
-      <w:hyperlink w:history="1" r:id="rIdbk7b1wbc3ddotmgumziav">
+      <w:hyperlink w:history="1" r:id="rIditf1reqfekzs-nm6a2av4">
         <w:r>
           <w:rPr>
             <w:color w:val="0A4FA8"/>
@@ -351,7 +351,7 @@
         </w:numPr>
         <w:spacing w:after="60"/>
       </w:pPr>
-      <w:hyperlink w:history="1" r:id="rIdxm45goumzt6zddtlzeffw">
+      <w:hyperlink w:history="1" r:id="rIdpjcql_m0nkjgm1lsy3mr_">
         <w:r>
           <w:rPr>
             <w:color w:val="0A4FA8"/>

--- a/resources/dist/sheets/civil-war-battlefields-teacher-notes-en.docx
+++ b/resources/dist/sheets/civil-war-battlefields-teacher-notes-en.docx
@@ -45,7 +45,7 @@
         </w:rPr>
         <w:t xml:space="preserve">Map: </w:t>
       </w:r>
-      <w:hyperlink w:history="1" r:id="rIdhkl0c5wie1wu58y506nck">
+      <w:hyperlink w:history="1" r:id="rIdwekashl9acpqad1ajwayg">
         <w:r>
           <w:rPr>
             <w:color w:val="0A4FA8"/>
@@ -307,7 +307,7 @@
         </w:numPr>
         <w:spacing w:after="60"/>
       </w:pPr>
-      <w:hyperlink w:history="1" r:id="rIdzxmexdmbthq_x28a3pi3_">
+      <w:hyperlink w:history="1" r:id="rIdc0nuibgfbzy3uvrlp7jex">
         <w:r>
           <w:rPr>
             <w:color w:val="0A4FA8"/>
@@ -329,7 +329,7 @@
         </w:numPr>
         <w:spacing w:after="60"/>
       </w:pPr>
-      <w:hyperlink w:history="1" r:id="rIditf1reqfekzs-nm6a2av4">
+      <w:hyperlink w:history="1" r:id="rIdw-nhm7rjk6xe4oukv3ro5">
         <w:r>
           <w:rPr>
             <w:color w:val="0A4FA8"/>
@@ -351,7 +351,7 @@
         </w:numPr>
         <w:spacing w:after="60"/>
       </w:pPr>
-      <w:hyperlink w:history="1" r:id="rIdpjcql_m0nkjgm1lsy3mr_">
+      <w:hyperlink w:history="1" r:id="rIdnxluwqcaaz4sezufbhvzg">
         <w:r>
           <w:rPr>
             <w:color w:val="0A4FA8"/>

--- a/resources/dist/sheets/civil-war-battlefields-teacher-notes-en.docx
+++ b/resources/dist/sheets/civil-war-battlefields-teacher-notes-en.docx
@@ -45,7 +45,7 @@
         </w:rPr>
         <w:t xml:space="preserve">Map: </w:t>
       </w:r>
-      <w:hyperlink w:history="1" r:id="rIdwekashl9acpqad1ajwayg">
+      <w:hyperlink w:history="1" r:id="rIdwdqtxncoxljtyzwyp_twb">
         <w:r>
           <w:rPr>
             <w:color w:val="0A4FA8"/>
@@ -61,7 +61,7 @@
         <w:spacing w:after="120"/>
       </w:pPr>
       <w:r>
-        <w:t xml:space="preserve">Map address: https://mpmkr.maps.arcgis.com/apps/instant/atlas/index.html?appid=0cd1cdee853c413a84bfe4b9a6931f0d&amp;webmap=7a06e8e2818941f99a3d40bb32e08118</w:t>
+        <w:t xml:space="preserve">Map address: https://www.arcgis.com/apps/instant/atlas/index.html?appid=0cd1cdee853c413a84bfe4b9a6931f0d&amp;webmap=7a06e8e2818941f99a3d40bb32e08118</w:t>
       </w:r>
     </w:p>
     <w:p>
@@ -214,7 +214,7 @@
         <w:spacing w:after="100"/>
       </w:pPr>
       <w:r>
-        <w:t xml:space="preserve">The lesson includes the MapMaker map, a two-page Word student sheet in English and Spanish, and these teacher notes. Print the sheet, or download it and upload it to Google Drive to edit it in Google Docs (it also opens in Word). The Google Classroom button shares the map, not the sheet; to assign the sheet, attach your Drive copy in Classroom with Make a copy for each student, or paste the map link and attach the sheet yourself. No account or login is needed. Sketches on the map are not saved between sessions.</w:t>
+        <w:t xml:space="preserve">The lesson includes the map, a two-page Word student sheet in English and Spanish, and these teacher notes. Print the sheet, or download it and upload it to Google Drive to edit it in Google Docs (it also opens in Word). The Google Classroom button shares the map, not the sheet; to assign the sheet, attach your Drive copy in Classroom with Make a copy for each student, or paste the map link and attach the sheet yourself. No account or login is needed. Sketches on the map are not saved between sessions.</w:t>
       </w:r>
     </w:p>
     <w:p>
@@ -307,7 +307,7 @@
         </w:numPr>
         <w:spacing w:after="60"/>
       </w:pPr>
-      <w:hyperlink w:history="1" r:id="rIdc0nuibgfbzy3uvrlp7jex">
+      <w:hyperlink w:history="1" r:id="rIdsoqvurues5haobwbhdiap">
         <w:r>
           <w:rPr>
             <w:color w:val="0A4FA8"/>
@@ -329,7 +329,7 @@
         </w:numPr>
         <w:spacing w:after="60"/>
       </w:pPr>
-      <w:hyperlink w:history="1" r:id="rIdw-nhm7rjk6xe4oukv3ro5">
+      <w:hyperlink w:history="1" r:id="rIdeh-c7fez-gbacvdm-huis">
         <w:r>
           <w:rPr>
             <w:color w:val="0A4FA8"/>
@@ -351,7 +351,7 @@
         </w:numPr>
         <w:spacing w:after="60"/>
       </w:pPr>
-      <w:hyperlink w:history="1" r:id="rIdnxluwqcaaz4sezufbhvzg">
+      <w:hyperlink w:history="1" r:id="rIdru79_5lex3ea47wcp0bdy">
         <w:r>
           <w:rPr>
             <w:color w:val="0A4FA8"/>
@@ -2671,7 +2671,7 @@
         <w:spacing w:before="120"/>
       </w:pPr>
       <w:r>
-        <w:t xml:space="preserve">The National Geographic Society and Esri make this content available under a Creative Commons Attribution-NonCommercial-ShareAlike 4.0 International (CC BY-NC-SA 4.0) licence, except as noted. The licence excludes the National Geographic and Esri logos (the words National Geographic with the yellow border logo, and the Esri globe and letters) and any images included in the content. The logos and images may not be removed, altered or changed.</w:t>
+        <w:t xml:space="preserve">Esri makes this content available under a Creative Commons Attribution-NonCommercial-ShareAlike 4.0 International (CC BY-NC-SA 4.0) licence, except as noted. The licence excludes the Esri logo (the Esri globe and letters) and any images included in the content. The logo and images may not be removed, altered or changed.</w:t>
       </w:r>
     </w:p>
     <w:sectPr>

--- a/resources/dist/sheets/civil-war-battlefields-teacher-notes-en.docx
+++ b/resources/dist/sheets/civil-war-battlefields-teacher-notes-en.docx
@@ -45,7 +45,7 @@
         </w:rPr>
         <w:t xml:space="preserve">Map: </w:t>
       </w:r>
-      <w:hyperlink w:history="1" r:id="rIdwdqtxncoxljtyzwyp_twb">
+      <w:hyperlink w:history="1" r:id="rIdwjt1_korujgffjtdvstvd">
         <w:r>
           <w:rPr>
             <w:color w:val="0A4FA8"/>
@@ -307,7 +307,7 @@
         </w:numPr>
         <w:spacing w:after="60"/>
       </w:pPr>
-      <w:hyperlink w:history="1" r:id="rIdsoqvurues5haobwbhdiap">
+      <w:hyperlink w:history="1" r:id="rIds6alji3xys2abtcfvvtpy">
         <w:r>
           <w:rPr>
             <w:color w:val="0A4FA8"/>
@@ -329,7 +329,7 @@
         </w:numPr>
         <w:spacing w:after="60"/>
       </w:pPr>
-      <w:hyperlink w:history="1" r:id="rIdeh-c7fez-gbacvdm-huis">
+      <w:hyperlink w:history="1" r:id="rIdz9tgbqpogmguksvqwfko9">
         <w:r>
           <w:rPr>
             <w:color w:val="0A4FA8"/>
@@ -351,7 +351,7 @@
         </w:numPr>
         <w:spacing w:after="60"/>
       </w:pPr>
-      <w:hyperlink w:history="1" r:id="rIdru79_5lex3ea47wcp0bdy">
+      <w:hyperlink w:history="1" r:id="rIdmd2xyn86y35n7e0ruwcwj">
         <w:r>
           <w:rPr>
             <w:color w:val="0A4FA8"/>

--- a/resources/dist/sheets/civil-war-battlefields-teacher-notes-en.docx
+++ b/resources/dist/sheets/civil-war-battlefields-teacher-notes-en.docx
@@ -45,7 +45,7 @@
         </w:rPr>
         <w:t xml:space="preserve">Map: </w:t>
       </w:r>
-      <w:hyperlink w:history="1" r:id="rIdwjt1_korujgffjtdvstvd">
+      <w:hyperlink w:history="1" r:id="rIdmttwss8s4u5fhvm4mmlkg">
         <w:r>
           <w:rPr>
             <w:color w:val="0A4FA8"/>
@@ -307,7 +307,7 @@
         </w:numPr>
         <w:spacing w:after="60"/>
       </w:pPr>
-      <w:hyperlink w:history="1" r:id="rIds6alji3xys2abtcfvvtpy">
+      <w:hyperlink w:history="1" r:id="rIdiy6hb1zdl0jxj2actofbr">
         <w:r>
           <w:rPr>
             <w:color w:val="0A4FA8"/>
@@ -329,7 +329,7 @@
         </w:numPr>
         <w:spacing w:after="60"/>
       </w:pPr>
-      <w:hyperlink w:history="1" r:id="rIdz9tgbqpogmguksvqwfko9">
+      <w:hyperlink w:history="1" r:id="rIdmmcjiwkhngdeaibqwzeik">
         <w:r>
           <w:rPr>
             <w:color w:val="0A4FA8"/>
@@ -351,7 +351,7 @@
         </w:numPr>
         <w:spacing w:after="60"/>
       </w:pPr>
-      <w:hyperlink w:history="1" r:id="rIdmd2xyn86y35n7e0ruwcwj">
+      <w:hyperlink w:history="1" r:id="rId9bixmulhzmhv6jj0diwiq">
         <w:r>
           <w:rPr>
             <w:color w:val="0A4FA8"/>

--- a/resources/dist/sheets/civil-war-battlefields-teacher-notes-en.docx
+++ b/resources/dist/sheets/civil-war-battlefields-teacher-notes-en.docx
@@ -45,7 +45,7 @@
         </w:rPr>
         <w:t xml:space="preserve">Map: </w:t>
       </w:r>
-      <w:hyperlink w:history="1" r:id="rIdmttwss8s4u5fhvm4mmlkg">
+      <w:hyperlink w:history="1" r:id="rIdtfscf4e5yoi83jzfwor7x">
         <w:r>
           <w:rPr>
             <w:color w:val="0A4FA8"/>
@@ -307,7 +307,7 @@
         </w:numPr>
         <w:spacing w:after="60"/>
       </w:pPr>
-      <w:hyperlink w:history="1" r:id="rIdiy6hb1zdl0jxj2actofbr">
+      <w:hyperlink w:history="1" r:id="rId2vqls1kk2qb-gvpv4xh8s">
         <w:r>
           <w:rPr>
             <w:color w:val="0A4FA8"/>
@@ -329,7 +329,7 @@
         </w:numPr>
         <w:spacing w:after="60"/>
       </w:pPr>
-      <w:hyperlink w:history="1" r:id="rIdmmcjiwkhngdeaibqwzeik">
+      <w:hyperlink w:history="1" r:id="rId6wzgrsprhwq_jlt7rbp0l">
         <w:r>
           <w:rPr>
             <w:color w:val="0A4FA8"/>
@@ -351,7 +351,7 @@
         </w:numPr>
         <w:spacing w:after="60"/>
       </w:pPr>
-      <w:hyperlink w:history="1" r:id="rId9bixmulhzmhv6jj0diwiq">
+      <w:hyperlink w:history="1" r:id="rIdam6xplhnlited-rijaqpz">
         <w:r>
           <w:rPr>
             <w:color w:val="0A4FA8"/>
@@ -2733,7 +2733,7 @@
       <w:pStyle w:val="Credits"/>
     </w:pPr>
     <w:r>
-      <w:t xml:space="preserve">Teacher notes: Civil War Battlefields, 0.7.0. For teachers.</w:t>
+      <w:t xml:space="preserve">Teacher notes: Civil War Battlefields, 0.7.1. For teachers.</w:t>
     </w:r>
   </w:p>
 </w:ftr>

--- a/resources/dist/sheets/civil-war-battlefields-teacher-notes-en.docx
+++ b/resources/dist/sheets/civil-war-battlefields-teacher-notes-en.docx
@@ -45,7 +45,7 @@
         </w:rPr>
         <w:t xml:space="preserve">Map: </w:t>
       </w:r>
-      <w:hyperlink w:history="1" r:id="rIdtfscf4e5yoi83jzfwor7x">
+      <w:hyperlink w:history="1" r:id="rIdelyxpybyph_p2ifcq-pwu">
         <w:r>
           <w:rPr>
             <w:color w:val="0A4FA8"/>
@@ -307,7 +307,7 @@
         </w:numPr>
         <w:spacing w:after="60"/>
       </w:pPr>
-      <w:hyperlink w:history="1" r:id="rId2vqls1kk2qb-gvpv4xh8s">
+      <w:hyperlink w:history="1" r:id="rIdsmnh9pqwu7fjdrh6-4cq7">
         <w:r>
           <w:rPr>
             <w:color w:val="0A4FA8"/>
@@ -329,7 +329,7 @@
         </w:numPr>
         <w:spacing w:after="60"/>
       </w:pPr>
-      <w:hyperlink w:history="1" r:id="rId6wzgrsprhwq_jlt7rbp0l">
+      <w:hyperlink w:history="1" r:id="rIdmgtmffb3pcb9fcj-5vktu">
         <w:r>
           <w:rPr>
             <w:color w:val="0A4FA8"/>
@@ -351,7 +351,7 @@
         </w:numPr>
         <w:spacing w:after="60"/>
       </w:pPr>
-      <w:hyperlink w:history="1" r:id="rIdam6xplhnlited-rijaqpz">
+      <w:hyperlink w:history="1" r:id="rIdrmqxnj4cvnnuimvabjkvo">
         <w:r>
           <w:rPr>
             <w:color w:val="0A4FA8"/>

--- a/resources/dist/sheets/civil-war-battlefields-teacher-notes-en.docx
+++ b/resources/dist/sheets/civil-war-battlefields-teacher-notes-en.docx
@@ -45,7 +45,7 @@
         </w:rPr>
         <w:t xml:space="preserve">Map: </w:t>
       </w:r>
-      <w:hyperlink w:history="1" r:id="rIdelyxpybyph_p2ifcq-pwu">
+      <w:hyperlink w:history="1" r:id="rId7l0qqdce7mbhugpq6sgkc">
         <w:r>
           <w:rPr>
             <w:color w:val="0A4FA8"/>
@@ -307,7 +307,7 @@
         </w:numPr>
         <w:spacing w:after="60"/>
       </w:pPr>
-      <w:hyperlink w:history="1" r:id="rIdsmnh9pqwu7fjdrh6-4cq7">
+      <w:hyperlink w:history="1" r:id="rIdlciuzf4r310trnqlel-nf">
         <w:r>
           <w:rPr>
             <w:color w:val="0A4FA8"/>
@@ -329,7 +329,7 @@
         </w:numPr>
         <w:spacing w:after="60"/>
       </w:pPr>
-      <w:hyperlink w:history="1" r:id="rIdmgtmffb3pcb9fcj-5vktu">
+      <w:hyperlink w:history="1" r:id="rIdwhrvbgmiwqe6nzggkmof_">
         <w:r>
           <w:rPr>
             <w:color w:val="0A4FA8"/>
@@ -351,7 +351,7 @@
         </w:numPr>
         <w:spacing w:after="60"/>
       </w:pPr>
-      <w:hyperlink w:history="1" r:id="rIdrmqxnj4cvnnuimvabjkvo">
+      <w:hyperlink w:history="1" r:id="rId-5cc-frgqgwvj0lwg6lwz">
         <w:r>
           <w:rPr>
             <w:color w:val="0A4FA8"/>

--- a/resources/dist/sheets/civil-war-battlefields-teacher-notes-en.docx
+++ b/resources/dist/sheets/civil-war-battlefields-teacher-notes-en.docx
@@ -45,7 +45,7 @@
         </w:rPr>
         <w:t xml:space="preserve">Map: </w:t>
       </w:r>
-      <w:hyperlink w:history="1" r:id="rId7l0qqdce7mbhugpq6sgkc">
+      <w:hyperlink w:history="1" r:id="rIdky4z1_ksx_ehoqnsblmal">
         <w:r>
           <w:rPr>
             <w:color w:val="0A4FA8"/>
@@ -307,7 +307,7 @@
         </w:numPr>
         <w:spacing w:after="60"/>
       </w:pPr>
-      <w:hyperlink w:history="1" r:id="rIdlciuzf4r310trnqlel-nf">
+      <w:hyperlink w:history="1" r:id="rIdqfcvpghlwtjoseqjurlqz">
         <w:r>
           <w:rPr>
             <w:color w:val="0A4FA8"/>
@@ -329,7 +329,7 @@
         </w:numPr>
         <w:spacing w:after="60"/>
       </w:pPr>
-      <w:hyperlink w:history="1" r:id="rIdwhrvbgmiwqe6nzggkmof_">
+      <w:hyperlink w:history="1" r:id="rId-qptjhslquigwamavevic">
         <w:r>
           <w:rPr>
             <w:color w:val="0A4FA8"/>
@@ -351,7 +351,7 @@
         </w:numPr>
         <w:spacing w:after="60"/>
       </w:pPr>
-      <w:hyperlink w:history="1" r:id="rId-5cc-frgqgwvj0lwg6lwz">
+      <w:hyperlink w:history="1" r:id="rIdgegq-e_8xgwt1ye3fnszv">
         <w:r>
           <w:rPr>
             <w:color w:val="0A4FA8"/>
@@ -2733,7 +2733,7 @@
       <w:pStyle w:val="Credits"/>
     </w:pPr>
     <w:r>
-      <w:t xml:space="preserve">Teacher notes: Civil War Battlefields, 0.7.1. For teachers.</w:t>
+      <w:t xml:space="preserve">Teacher notes: Civil War Battlefields, 0.7.2. For teachers.</w:t>
     </w:r>
   </w:p>
 </w:ftr>

--- a/resources/dist/sheets/civil-war-battlefields-teacher-notes-en.docx
+++ b/resources/dist/sheets/civil-war-battlefields-teacher-notes-en.docx
@@ -45,7 +45,7 @@
         </w:rPr>
         <w:t xml:space="preserve">Map: </w:t>
       </w:r>
-      <w:hyperlink w:history="1" r:id="rIdky4z1_ksx_ehoqnsblmal">
+      <w:hyperlink w:history="1" r:id="rIdkg3_zlxq0qs_w29auoefi">
         <w:r>
           <w:rPr>
             <w:color w:val="0A4FA8"/>
@@ -307,7 +307,7 @@
         </w:numPr>
         <w:spacing w:after="60"/>
       </w:pPr>
-      <w:hyperlink w:history="1" r:id="rIdqfcvpghlwtjoseqjurlqz">
+      <w:hyperlink w:history="1" r:id="rIdb5hjekqs7cra8ydkolhz-">
         <w:r>
           <w:rPr>
             <w:color w:val="0A4FA8"/>
@@ -329,7 +329,7 @@
         </w:numPr>
         <w:spacing w:after="60"/>
       </w:pPr>
-      <w:hyperlink w:history="1" r:id="rId-qptjhslquigwamavevic">
+      <w:hyperlink w:history="1" r:id="rIdokjq0d467o5jhezrd9viw">
         <w:r>
           <w:rPr>
             <w:color w:val="0A4FA8"/>
@@ -351,7 +351,7 @@
         </w:numPr>
         <w:spacing w:after="60"/>
       </w:pPr>
-      <w:hyperlink w:history="1" r:id="rIdgegq-e_8xgwt1ye3fnszv">
+      <w:hyperlink w:history="1" r:id="rIdnfdb_ufbv-7gj1soeznpg">
         <w:r>
           <w:rPr>
             <w:color w:val="0A4FA8"/>

--- a/resources/dist/sheets/civil-war-battlefields-teacher-notes-en.docx
+++ b/resources/dist/sheets/civil-war-battlefields-teacher-notes-en.docx
@@ -45,7 +45,7 @@
         </w:rPr>
         <w:t xml:space="preserve">Map: </w:t>
       </w:r>
-      <w:hyperlink w:history="1" r:id="rIdkg3_zlxq0qs_w29auoefi">
+      <w:hyperlink w:history="1" r:id="rIde98mqenbxs3hz6agyrnat">
         <w:r>
           <w:rPr>
             <w:color w:val="0A4FA8"/>
@@ -307,7 +307,7 @@
         </w:numPr>
         <w:spacing w:after="60"/>
       </w:pPr>
-      <w:hyperlink w:history="1" r:id="rIdb5hjekqs7cra8ydkolhz-">
+      <w:hyperlink w:history="1" r:id="rIdcquec5c8i65nbff1turow">
         <w:r>
           <w:rPr>
             <w:color w:val="0A4FA8"/>
@@ -329,7 +329,7 @@
         </w:numPr>
         <w:spacing w:after="60"/>
       </w:pPr>
-      <w:hyperlink w:history="1" r:id="rIdokjq0d467o5jhezrd9viw">
+      <w:hyperlink w:history="1" r:id="rIddsh925ws56rkeqh6l6d_g">
         <w:r>
           <w:rPr>
             <w:color w:val="0A4FA8"/>
@@ -351,7 +351,7 @@
         </w:numPr>
         <w:spacing w:after="60"/>
       </w:pPr>
-      <w:hyperlink w:history="1" r:id="rIdnfdb_ufbv-7gj1soeznpg">
+      <w:hyperlink w:history="1" r:id="rIdk0q1vibzkyqu8tsdkeotl">
         <w:r>
           <w:rPr>
             <w:color w:val="0A4FA8"/>

--- a/resources/dist/sheets/civil-war-battlefields-teacher-notes-en.docx
+++ b/resources/dist/sheets/civil-war-battlefields-teacher-notes-en.docx
@@ -45,7 +45,7 @@
         </w:rPr>
         <w:t xml:space="preserve">Map: </w:t>
       </w:r>
-      <w:hyperlink w:history="1" r:id="rIde98mqenbxs3hz6agyrnat">
+      <w:hyperlink w:history="1" r:id="rIdr20gs8vj8rd9zoknxwdhj">
         <w:r>
           <w:rPr>
             <w:color w:val="0A4FA8"/>
@@ -307,7 +307,7 @@
         </w:numPr>
         <w:spacing w:after="60"/>
       </w:pPr>
-      <w:hyperlink w:history="1" r:id="rIdcquec5c8i65nbff1turow">
+      <w:hyperlink w:history="1" r:id="rIdtnfu8jttmzcofuleofm-f">
         <w:r>
           <w:rPr>
             <w:color w:val="0A4FA8"/>
@@ -329,7 +329,7 @@
         </w:numPr>
         <w:spacing w:after="60"/>
       </w:pPr>
-      <w:hyperlink w:history="1" r:id="rIddsh925ws56rkeqh6l6d_g">
+      <w:hyperlink w:history="1" r:id="rIdsyansfnnxyatzu-9fo8jk">
         <w:r>
           <w:rPr>
             <w:color w:val="0A4FA8"/>
@@ -351,7 +351,7 @@
         </w:numPr>
         <w:spacing w:after="60"/>
       </w:pPr>
-      <w:hyperlink w:history="1" r:id="rIdk0q1vibzkyqu8tsdkeotl">
+      <w:hyperlink w:history="1" r:id="rIdo8rdhmai9w4w-_c0ipudv">
         <w:r>
           <w:rPr>
             <w:color w:val="0A4FA8"/>
